--- a/output/analysis/concepts/denominadores_apa7.docx
+++ b/output/analysis/concepts/denominadores_apa7.docx
@@ -23,8 +23,8 @@
           <w:b w:val="true"/>
           <w:u w:val="none"/>
           <w:strike w:val="false"/>
-          <w:sz w:val="22"/>
-          <w:szCs w:val="22"/>
+          <w:sz w:val="24"/>
+          <w:szCs w:val="24"/>
           <w:color w:val="000000"/>
         </w:rPr>
         <w:t xml:space="preserve">Tabla 1</w:t>
@@ -51,8 +51,8 @@
           <w:b w:val="false"/>
           <w:u w:val="none"/>
           <w:strike w:val="false"/>
-          <w:sz w:val="22"/>
-          <w:szCs w:val="22"/>
+          <w:sz w:val="24"/>
+          <w:szCs w:val="24"/>
           <w:color w:val="000000"/>
         </w:rPr>
         <w:t xml:space="preserve">Intervenciones incluidas y descartadas por ley y trámite</w:t>
@@ -65,18 +65,16 @@
         <w:tblLook w:firstRow="1" w:lastRow="0" w:firstColumn="0" w:lastColumn="0" w:noHBand="0" w:noVBand="1"/>
       </w:tblPr>
       <w:tblGrid>
-        <w:gridCol w:w="1124"/>
+        <w:gridCol w:w="1656"/>
+        <w:gridCol w:w="1728"/>
         <w:gridCol w:w="1080"/>
-        <w:gridCol w:w="1080"/>
-        <w:gridCol w:w="1080"/>
-        <w:gridCol w:w="1080"/>
-        <w:gridCol w:w="1080"/>
-        <w:gridCol w:w="1080"/>
-        <w:gridCol w:w="1080"/>
+        <w:gridCol w:w="2232"/>
+        <w:gridCol w:w="2232"/>
       </w:tblGrid>
       <w:tr>
         <w:trPr>
-          <w:trHeight w:val="539" w:hRule="auto"/>
+          <w:cantSplit/>
+          <w:trHeight w:val="587" w:hRule="auto"/>
           <w:tblHeader/>
         </w:trPr>
         <w:tc>
@@ -114,8 +112,8 @@
                 <w:b w:val="true"/>
                 <w:u w:val="none"/>
                 <w:strike w:val="false"/>
-                <w:sz w:val="20"/>
-                <w:szCs w:val="20"/>
+                <w:sz w:val="24"/>
+                <w:szCs w:val="24"/>
                 <w:color w:val="000000"/>
               </w:rPr>
             </w:pPr>
@@ -126,8 +124,8 @@
                 <w:b w:val="true"/>
                 <w:u w:val="none"/>
                 <w:strike w:val="false"/>
-                <w:sz w:val="20"/>
-                <w:szCs w:val="20"/>
+                <w:sz w:val="24"/>
+                <w:szCs w:val="24"/>
                 <w:color w:val="000000"/>
               </w:rPr>
               <w:t xml:space="preserve">Ley</w:t>
@@ -169,8 +167,8 @@
                 <w:b w:val="true"/>
                 <w:u w:val="none"/>
                 <w:strike w:val="false"/>
-                <w:sz w:val="20"/>
-                <w:szCs w:val="20"/>
+                <w:sz w:val="24"/>
+                <w:szCs w:val="24"/>
                 <w:color w:val="000000"/>
               </w:rPr>
             </w:pPr>
@@ -181,8 +179,8 @@
                 <w:b w:val="true"/>
                 <w:u w:val="none"/>
                 <w:strike w:val="false"/>
-                <w:sz w:val="20"/>
-                <w:szCs w:val="20"/>
+                <w:sz w:val="24"/>
+                <w:szCs w:val="24"/>
                 <w:color w:val="000000"/>
               </w:rPr>
               <w:t xml:space="preserve">Trámite</w:t>
@@ -224,8 +222,8 @@
                 <w:b w:val="true"/>
                 <w:u w:val="none"/>
                 <w:strike w:val="false"/>
-                <w:sz w:val="20"/>
-                <w:szCs w:val="20"/>
+                <w:sz w:val="24"/>
+                <w:szCs w:val="24"/>
                 <w:color w:val="000000"/>
               </w:rPr>
             </w:pPr>
@@ -236,8 +234,8 @@
                 <w:b w:val="true"/>
                 <w:u w:val="none"/>
                 <w:strike w:val="false"/>
-                <w:sz w:val="20"/>
-                <w:szCs w:val="20"/>
+                <w:sz w:val="24"/>
+                <w:szCs w:val="24"/>
                 <w:color w:val="000000"/>
               </w:rPr>
               <w:t xml:space="preserve">Total</w:t>
@@ -279,8 +277,8 @@
                 <w:b w:val="true"/>
                 <w:u w:val="none"/>
                 <w:strike w:val="false"/>
-                <w:sz w:val="20"/>
-                <w:szCs w:val="20"/>
+                <w:sz w:val="24"/>
+                <w:szCs w:val="24"/>
                 <w:color w:val="000000"/>
               </w:rPr>
             </w:pPr>
@@ -291,11 +289,11 @@
                 <w:b w:val="true"/>
                 <w:u w:val="none"/>
                 <w:strike w:val="false"/>
-                <w:sz w:val="20"/>
-                <w:szCs w:val="20"/>
-                <w:color w:val="000000"/>
-              </w:rPr>
-              <w:t xml:space="preserve">Proc.</w:t>
+                <w:sz w:val="24"/>
+                <w:szCs w:val="24"/>
+                <w:color w:val="000000"/>
+              </w:rPr>
+              <w:t xml:space="preserve">Descartadas</w:t>
             </w:r>
           </w:p>
         </w:tc>
@@ -334,8 +332,8 @@
                 <w:b w:val="true"/>
                 <w:u w:val="none"/>
                 <w:strike w:val="false"/>
-                <w:sz w:val="20"/>
-                <w:szCs w:val="20"/>
+                <w:sz w:val="24"/>
+                <w:szCs w:val="24"/>
                 <w:color w:val="000000"/>
               </w:rPr>
             </w:pPr>
@@ -346,183 +344,19 @@
                 <w:b w:val="true"/>
                 <w:u w:val="none"/>
                 <w:strike w:val="false"/>
-                <w:sz w:val="20"/>
-                <w:szCs w:val="20"/>
-                <w:color w:val="000000"/>
-              </w:rPr>
-              <w:t xml:space="preserve">Vot.</w:t>
-            </w:r>
-          </w:p>
-        </w:tc>
-        <w:tc>
-          <w:tcPr>
-            <w:tcBorders>
-              <w:bottom w:val="single" w:sz="12" w:space="0" w:color="000000"/>
-              <w:top w:val="single" w:sz="16" w:space="0" w:color="000000"/>
-              <w:left w:val="none" w:sz="0" w:space="0" w:color="000000"/>
-              <w:right w:val="none" w:sz="0" w:space="0" w:color="000000"/>
-            </w:tcBorders>
-            <w:shd w:val="clear" w:color="auto" w:fill="FFFFFF"/>
-            <w:tcMar>
-              <w:top w:w="0" w:type="dxa"/>
-              <w:bottom w:w="0" w:type="dxa"/>
-              <w:left w:w="0" w:type="dxa"/>
-              <w:right w:w="0" w:type="dxa"/>
-            </w:tcMar>
-            <w:vAlign w:val="center"/>
-          </w:tcPr>
-          <w:p>
-            <w:pPr>
-              <w:pStyle w:val="Normal"/>
-              <w:jc w:val="center"/>
-              <w:pBdr>
-                <w:bottom w:val="none" w:sz="0" w:space="0" w:color="000000"/>
-                <w:top w:val="none" w:sz="0" w:space="0" w:color="000000"/>
-                <w:left w:val="none" w:sz="0" w:space="0" w:color="000000"/>
-                <w:right w:val="none" w:sz="0" w:space="0" w:color="000000"/>
-              </w:pBdr>
-              <w:spacing w:after="60" w:before="60" w:line="240"/>
-              <w:ind w:left="60" w:right="60" w:firstLine="0" w:firstLineChars="0"/>
-              <w:rPr>
-                <w:rFonts w:ascii="Times New Roman" w:hAnsi="Times New Roman" w:eastAsia="Times New Roman" w:cs="Times New Roman"/>
-                <w:i w:val="false"/>
-                <w:b w:val="true"/>
-                <w:u w:val="none"/>
-                <w:strike w:val="false"/>
-                <w:sz w:val="20"/>
-                <w:szCs w:val="20"/>
-                <w:color w:val="000000"/>
-              </w:rPr>
-            </w:pPr>
-            <w:r>
-              <w:rPr>
-                <w:rFonts w:ascii="Times New Roman" w:hAnsi="Times New Roman" w:eastAsia="Times New Roman" w:cs="Times New Roman"/>
-                <w:i w:val="false"/>
-                <w:b w:val="true"/>
-                <w:u w:val="none"/>
-                <w:strike w:val="false"/>
-                <w:sz w:val="20"/>
-                <w:szCs w:val="20"/>
-                <w:color w:val="000000"/>
-              </w:rPr>
-              <w:t xml:space="preserve">Ambas</w:t>
-            </w:r>
-          </w:p>
-        </w:tc>
-        <w:tc>
-          <w:tcPr>
-            <w:tcBorders>
-              <w:bottom w:val="single" w:sz="12" w:space="0" w:color="000000"/>
-              <w:top w:val="single" w:sz="16" w:space="0" w:color="000000"/>
-              <w:left w:val="none" w:sz="0" w:space="0" w:color="000000"/>
-              <w:right w:val="none" w:sz="0" w:space="0" w:color="000000"/>
-            </w:tcBorders>
-            <w:shd w:val="clear" w:color="auto" w:fill="FFFFFF"/>
-            <w:tcMar>
-              <w:top w:w="0" w:type="dxa"/>
-              <w:bottom w:w="0" w:type="dxa"/>
-              <w:left w:w="0" w:type="dxa"/>
-              <w:right w:w="0" w:type="dxa"/>
-            </w:tcMar>
-            <w:vAlign w:val="center"/>
-          </w:tcPr>
-          <w:p>
-            <w:pPr>
-              <w:pStyle w:val="Normal"/>
-              <w:jc w:val="center"/>
-              <w:pBdr>
-                <w:bottom w:val="none" w:sz="0" w:space="0" w:color="000000"/>
-                <w:top w:val="none" w:sz="0" w:space="0" w:color="000000"/>
-                <w:left w:val="none" w:sz="0" w:space="0" w:color="000000"/>
-                <w:right w:val="none" w:sz="0" w:space="0" w:color="000000"/>
-              </w:pBdr>
-              <w:spacing w:after="60" w:before="60" w:line="240"/>
-              <w:ind w:left="60" w:right="60" w:firstLine="0" w:firstLineChars="0"/>
-              <w:rPr>
-                <w:rFonts w:ascii="Times New Roman" w:hAnsi="Times New Roman" w:eastAsia="Times New Roman" w:cs="Times New Roman"/>
-                <w:i w:val="false"/>
-                <w:b w:val="true"/>
-                <w:u w:val="none"/>
-                <w:strike w:val="false"/>
-                <w:sz w:val="20"/>
-                <w:szCs w:val="20"/>
-                <w:color w:val="000000"/>
-              </w:rPr>
-            </w:pPr>
-            <w:r>
-              <w:rPr>
-                <w:rFonts w:ascii="Times New Roman" w:hAnsi="Times New Roman" w:eastAsia="Times New Roman" w:cs="Times New Roman"/>
-                <w:i w:val="false"/>
-                <w:b w:val="true"/>
-                <w:u w:val="none"/>
-                <w:strike w:val="false"/>
-                <w:sz w:val="20"/>
-                <w:szCs w:val="20"/>
-                <w:color w:val="000000"/>
-              </w:rPr>
-              <w:t xml:space="preserve">Desc.</w:t>
-            </w:r>
-          </w:p>
-        </w:tc>
-        <w:tc>
-          <w:tcPr>
-            <w:tcBorders>
-              <w:bottom w:val="single" w:sz="12" w:space="0" w:color="000000"/>
-              <w:top w:val="single" w:sz="16" w:space="0" w:color="000000"/>
-              <w:left w:val="none" w:sz="0" w:space="0" w:color="000000"/>
-              <w:right w:val="none" w:sz="0" w:space="0" w:color="000000"/>
-            </w:tcBorders>
-            <w:shd w:val="clear" w:color="auto" w:fill="FFFFFF"/>
-            <w:tcMar>
-              <w:top w:w="0" w:type="dxa"/>
-              <w:bottom w:w="0" w:type="dxa"/>
-              <w:left w:w="0" w:type="dxa"/>
-              <w:right w:w="0" w:type="dxa"/>
-            </w:tcMar>
-            <w:vAlign w:val="center"/>
-          </w:tcPr>
-          <w:p>
-            <w:pPr>
-              <w:pStyle w:val="Normal"/>
-              <w:jc w:val="center"/>
-              <w:pBdr>
-                <w:bottom w:val="none" w:sz="0" w:space="0" w:color="000000"/>
-                <w:top w:val="none" w:sz="0" w:space="0" w:color="000000"/>
-                <w:left w:val="none" w:sz="0" w:space="0" w:color="000000"/>
-                <w:right w:val="none" w:sz="0" w:space="0" w:color="000000"/>
-              </w:pBdr>
-              <w:spacing w:after="60" w:before="60" w:line="240"/>
-              <w:ind w:left="60" w:right="60" w:firstLine="0" w:firstLineChars="0"/>
-              <w:rPr>
-                <w:rFonts w:ascii="Times New Roman" w:hAnsi="Times New Roman" w:eastAsia="Times New Roman" w:cs="Times New Roman"/>
-                <w:i w:val="false"/>
-                <w:b w:val="true"/>
-                <w:u w:val="none"/>
-                <w:strike w:val="false"/>
-                <w:sz w:val="20"/>
-                <w:szCs w:val="20"/>
-                <w:color w:val="000000"/>
-              </w:rPr>
-            </w:pPr>
-            <w:r>
-              <w:rPr>
-                <w:rFonts w:ascii="Times New Roman" w:hAnsi="Times New Roman" w:eastAsia="Times New Roman" w:cs="Times New Roman"/>
-                <w:i w:val="false"/>
-                <w:b w:val="true"/>
-                <w:u w:val="none"/>
-                <w:strike w:val="false"/>
-                <w:sz w:val="20"/>
-                <w:szCs w:val="20"/>
-                <w:color w:val="000000"/>
-              </w:rPr>
-              <w:t xml:space="preserve">Denom.</w:t>
+                <w:sz w:val="24"/>
+                <w:szCs w:val="24"/>
+                <w:color w:val="000000"/>
+              </w:rPr>
+              <w:t xml:space="preserve">Sustantivas</w:t>
             </w:r>
           </w:p>
         </w:tc>
       </w:tr>
       <w:tr>
         <w:trPr>
-          <w:trHeight w:val="480" w:hRule="auto"/>
+          <w:cantSplit/>
+          <w:trHeight w:val="552" w:hRule="auto"/>
         </w:trPr>
         <w:tc>
           <w:tcPr>
@@ -559,20 +393,20 @@
                 <w:b w:val="false"/>
                 <w:u w:val="none"/>
                 <w:strike w:val="false"/>
-                <w:sz w:val="18"/>
-                <w:szCs w:val="18"/>
-                <w:color w:val="000000"/>
-              </w:rPr>
-            </w:pPr>
-            <w:r>
-              <w:rPr>
-                <w:rFonts w:ascii="Times New Roman" w:hAnsi="Times New Roman" w:eastAsia="Times New Roman" w:cs="Times New Roman"/>
-                <w:i w:val="false"/>
-                <w:b w:val="false"/>
-                <w:u w:val="none"/>
-                <w:strike w:val="false"/>
-                <w:sz w:val="18"/>
-                <w:szCs w:val="18"/>
+                <w:sz w:val="24"/>
+                <w:szCs w:val="24"/>
+                <w:color w:val="000000"/>
+              </w:rPr>
+            </w:pPr>
+            <w:r>
+              <w:rPr>
+                <w:rFonts w:ascii="Times New Roman" w:hAnsi="Times New Roman" w:eastAsia="Times New Roman" w:cs="Times New Roman"/>
+                <w:i w:val="false"/>
+                <w:b w:val="false"/>
+                <w:u w:val="none"/>
+                <w:strike w:val="false"/>
+                <w:sz w:val="24"/>
+                <w:szCs w:val="24"/>
                 <w:color w:val="000000"/>
               </w:rPr>
               <w:t xml:space="preserve">Ley 21.419</w:t>
@@ -614,20 +448,20 @@
                 <w:b w:val="false"/>
                 <w:u w:val="none"/>
                 <w:strike w:val="false"/>
-                <w:sz w:val="18"/>
-                <w:szCs w:val="18"/>
-                <w:color w:val="000000"/>
-              </w:rPr>
-            </w:pPr>
-            <w:r>
-              <w:rPr>
-                <w:rFonts w:ascii="Times New Roman" w:hAnsi="Times New Roman" w:eastAsia="Times New Roman" w:cs="Times New Roman"/>
-                <w:i w:val="false"/>
-                <w:b w:val="false"/>
-                <w:u w:val="none"/>
-                <w:strike w:val="false"/>
-                <w:sz w:val="18"/>
-                <w:szCs w:val="18"/>
+                <w:sz w:val="24"/>
+                <w:szCs w:val="24"/>
+                <w:color w:val="000000"/>
+              </w:rPr>
+            </w:pPr>
+            <w:r>
+              <w:rPr>
+                <w:rFonts w:ascii="Times New Roman" w:hAnsi="Times New Roman" w:eastAsia="Times New Roman" w:cs="Times New Roman"/>
+                <w:i w:val="false"/>
+                <w:b w:val="false"/>
+                <w:u w:val="none"/>
+                <w:strike w:val="false"/>
+                <w:sz w:val="24"/>
+                <w:szCs w:val="24"/>
                 <w:color w:val="000000"/>
               </w:rPr>
               <w:t xml:space="preserve">Primero</w:t>
@@ -669,20 +503,20 @@
                 <w:b w:val="false"/>
                 <w:u w:val="none"/>
                 <w:strike w:val="false"/>
-                <w:sz w:val="18"/>
-                <w:szCs w:val="18"/>
-                <w:color w:val="000000"/>
-              </w:rPr>
-            </w:pPr>
-            <w:r>
-              <w:rPr>
-                <w:rFonts w:ascii="Times New Roman" w:hAnsi="Times New Roman" w:eastAsia="Times New Roman" w:cs="Times New Roman"/>
-                <w:i w:val="false"/>
-                <w:b w:val="false"/>
-                <w:u w:val="none"/>
-                <w:strike w:val="false"/>
-                <w:sz w:val="18"/>
-                <w:szCs w:val="18"/>
+                <w:sz w:val="24"/>
+                <w:szCs w:val="24"/>
+                <w:color w:val="000000"/>
+              </w:rPr>
+            </w:pPr>
+            <w:r>
+              <w:rPr>
+                <w:rFonts w:ascii="Times New Roman" w:hAnsi="Times New Roman" w:eastAsia="Times New Roman" w:cs="Times New Roman"/>
+                <w:i w:val="false"/>
+                <w:b w:val="false"/>
+                <w:u w:val="none"/>
+                <w:strike w:val="false"/>
+                <w:sz w:val="24"/>
+                <w:szCs w:val="24"/>
                 <w:color w:val="000000"/>
               </w:rPr>
               <w:t xml:space="preserve">55</w:t>
@@ -724,23 +558,23 @@
                 <w:b w:val="false"/>
                 <w:u w:val="none"/>
                 <w:strike w:val="false"/>
-                <w:sz w:val="18"/>
-                <w:szCs w:val="18"/>
-                <w:color w:val="000000"/>
-              </w:rPr>
-            </w:pPr>
-            <w:r>
-              <w:rPr>
-                <w:rFonts w:ascii="Times New Roman" w:hAnsi="Times New Roman" w:eastAsia="Times New Roman" w:cs="Times New Roman"/>
-                <w:i w:val="false"/>
-                <w:b w:val="false"/>
-                <w:u w:val="none"/>
-                <w:strike w:val="false"/>
-                <w:sz w:val="18"/>
-                <w:szCs w:val="18"/>
-                <w:color w:val="000000"/>
-              </w:rPr>
-              <w:t xml:space="preserve">5</w:t>
+                <w:sz w:val="24"/>
+                <w:szCs w:val="24"/>
+                <w:color w:val="000000"/>
+              </w:rPr>
+            </w:pPr>
+            <w:r>
+              <w:rPr>
+                <w:rFonts w:ascii="Times New Roman" w:hAnsi="Times New Roman" w:eastAsia="Times New Roman" w:cs="Times New Roman"/>
+                <w:i w:val="false"/>
+                <w:b w:val="false"/>
+                <w:u w:val="none"/>
+                <w:strike w:val="false"/>
+                <w:sz w:val="24"/>
+                <w:szCs w:val="24"/>
+                <w:color w:val="000000"/>
+              </w:rPr>
+              <w:t xml:space="preserve">18</w:t>
             </w:r>
           </w:p>
         </w:tc>
@@ -779,185 +613,20 @@
                 <w:b w:val="false"/>
                 <w:u w:val="none"/>
                 <w:strike w:val="false"/>
-                <w:sz w:val="18"/>
-                <w:szCs w:val="18"/>
-                <w:color w:val="000000"/>
-              </w:rPr>
-            </w:pPr>
-            <w:r>
-              <w:rPr>
-                <w:rFonts w:ascii="Times New Roman" w:hAnsi="Times New Roman" w:eastAsia="Times New Roman" w:cs="Times New Roman"/>
-                <w:i w:val="false"/>
-                <w:b w:val="false"/>
-                <w:u w:val="none"/>
-                <w:strike w:val="false"/>
-                <w:sz w:val="18"/>
-                <w:szCs w:val="18"/>
-                <w:color w:val="000000"/>
-              </w:rPr>
-              <w:t xml:space="preserve">1</w:t>
-            </w:r>
-          </w:p>
-        </w:tc>
-        <w:tc>
-          <w:tcPr>
-            <w:tcBorders>
-              <w:bottom w:val="none" w:sz="0" w:space="0" w:color="000000"/>
-              <w:top w:val="single" w:sz="12" w:space="0" w:color="000000"/>
-              <w:left w:val="none" w:sz="0" w:space="0" w:color="000000"/>
-              <w:right w:val="none" w:sz="0" w:space="0" w:color="000000"/>
-            </w:tcBorders>
-            <w:shd w:val="clear" w:color="auto" w:fill="FFFFFF"/>
-            <w:tcMar>
-              <w:top w:w="0" w:type="dxa"/>
-              <w:bottom w:w="0" w:type="dxa"/>
-              <w:left w:w="0" w:type="dxa"/>
-              <w:right w:w="0" w:type="dxa"/>
-            </w:tcMar>
-            <w:vAlign w:val="center"/>
-          </w:tcPr>
-          <w:p>
-            <w:pPr>
-              <w:pStyle w:val="Normal"/>
-              <w:jc w:val="center"/>
-              <w:pBdr>
-                <w:bottom w:val="none" w:sz="0" w:space="0" w:color="000000"/>
-                <w:top w:val="none" w:sz="0" w:space="0" w:color="000000"/>
-                <w:left w:val="none" w:sz="0" w:space="0" w:color="000000"/>
-                <w:right w:val="none" w:sz="0" w:space="0" w:color="000000"/>
-              </w:pBdr>
-              <w:spacing w:after="60" w:before="60" w:line="240"/>
-              <w:ind w:left="60" w:right="60" w:firstLine="0" w:firstLineChars="0"/>
-              <w:rPr>
-                <w:rFonts w:ascii="Times New Roman" w:hAnsi="Times New Roman" w:eastAsia="Times New Roman" w:cs="Times New Roman"/>
-                <w:i w:val="false"/>
-                <w:b w:val="false"/>
-                <w:u w:val="none"/>
-                <w:strike w:val="false"/>
-                <w:sz w:val="18"/>
-                <w:szCs w:val="18"/>
-                <w:color w:val="000000"/>
-              </w:rPr>
-            </w:pPr>
-            <w:r>
-              <w:rPr>
-                <w:rFonts w:ascii="Times New Roman" w:hAnsi="Times New Roman" w:eastAsia="Times New Roman" w:cs="Times New Roman"/>
-                <w:i w:val="false"/>
-                <w:b w:val="false"/>
-                <w:u w:val="none"/>
-                <w:strike w:val="false"/>
-                <w:sz w:val="18"/>
-                <w:szCs w:val="18"/>
-                <w:color w:val="000000"/>
-              </w:rPr>
-              <w:t xml:space="preserve">12</w:t>
-            </w:r>
-          </w:p>
-        </w:tc>
-        <w:tc>
-          <w:tcPr>
-            <w:tcBorders>
-              <w:bottom w:val="none" w:sz="0" w:space="0" w:color="000000"/>
-              <w:top w:val="single" w:sz="12" w:space="0" w:color="000000"/>
-              <w:left w:val="none" w:sz="0" w:space="0" w:color="000000"/>
-              <w:right w:val="none" w:sz="0" w:space="0" w:color="000000"/>
-            </w:tcBorders>
-            <w:shd w:val="clear" w:color="auto" w:fill="FFFFFF"/>
-            <w:tcMar>
-              <w:top w:w="0" w:type="dxa"/>
-              <w:bottom w:w="0" w:type="dxa"/>
-              <w:left w:w="0" w:type="dxa"/>
-              <w:right w:w="0" w:type="dxa"/>
-            </w:tcMar>
-            <w:vAlign w:val="center"/>
-          </w:tcPr>
-          <w:p>
-            <w:pPr>
-              <w:pStyle w:val="Normal"/>
-              <w:jc w:val="center"/>
-              <w:pBdr>
-                <w:bottom w:val="none" w:sz="0" w:space="0" w:color="000000"/>
-                <w:top w:val="none" w:sz="0" w:space="0" w:color="000000"/>
-                <w:left w:val="none" w:sz="0" w:space="0" w:color="000000"/>
-                <w:right w:val="none" w:sz="0" w:space="0" w:color="000000"/>
-              </w:pBdr>
-              <w:spacing w:after="60" w:before="60" w:line="240"/>
-              <w:ind w:left="60" w:right="60" w:firstLine="0" w:firstLineChars="0"/>
-              <w:rPr>
-                <w:rFonts w:ascii="Times New Roman" w:hAnsi="Times New Roman" w:eastAsia="Times New Roman" w:cs="Times New Roman"/>
-                <w:i w:val="false"/>
-                <w:b w:val="false"/>
-                <w:u w:val="none"/>
-                <w:strike w:val="false"/>
-                <w:sz w:val="18"/>
-                <w:szCs w:val="18"/>
-                <w:color w:val="000000"/>
-              </w:rPr>
-            </w:pPr>
-            <w:r>
-              <w:rPr>
-                <w:rFonts w:ascii="Times New Roman" w:hAnsi="Times New Roman" w:eastAsia="Times New Roman" w:cs="Times New Roman"/>
-                <w:i w:val="false"/>
-                <w:b w:val="false"/>
-                <w:u w:val="none"/>
-                <w:strike w:val="false"/>
-                <w:sz w:val="18"/>
-                <w:szCs w:val="18"/>
-                <w:color w:val="000000"/>
-              </w:rPr>
-              <w:t xml:space="preserve">18</w:t>
-            </w:r>
-          </w:p>
-        </w:tc>
-        <w:tc>
-          <w:tcPr>
-            <w:tcBorders>
-              <w:bottom w:val="none" w:sz="0" w:space="0" w:color="000000"/>
-              <w:top w:val="single" w:sz="12" w:space="0" w:color="000000"/>
-              <w:left w:val="none" w:sz="0" w:space="0" w:color="000000"/>
-              <w:right w:val="none" w:sz="0" w:space="0" w:color="000000"/>
-            </w:tcBorders>
-            <w:shd w:val="clear" w:color="auto" w:fill="FFFFFF"/>
-            <w:tcMar>
-              <w:top w:w="0" w:type="dxa"/>
-              <w:bottom w:w="0" w:type="dxa"/>
-              <w:left w:w="0" w:type="dxa"/>
-              <w:right w:w="0" w:type="dxa"/>
-            </w:tcMar>
-            <w:vAlign w:val="center"/>
-          </w:tcPr>
-          <w:p>
-            <w:pPr>
-              <w:pStyle w:val="Normal"/>
-              <w:jc w:val="center"/>
-              <w:pBdr>
-                <w:bottom w:val="none" w:sz="0" w:space="0" w:color="000000"/>
-                <w:top w:val="none" w:sz="0" w:space="0" w:color="000000"/>
-                <w:left w:val="none" w:sz="0" w:space="0" w:color="000000"/>
-                <w:right w:val="none" w:sz="0" w:space="0" w:color="000000"/>
-              </w:pBdr>
-              <w:spacing w:after="60" w:before="60" w:line="240"/>
-              <w:ind w:left="60" w:right="60" w:firstLine="0" w:firstLineChars="0"/>
-              <w:rPr>
-                <w:rFonts w:ascii="Times New Roman" w:hAnsi="Times New Roman" w:eastAsia="Times New Roman" w:cs="Times New Roman"/>
-                <w:i w:val="false"/>
-                <w:b w:val="false"/>
-                <w:u w:val="none"/>
-                <w:strike w:val="false"/>
-                <w:sz w:val="18"/>
-                <w:szCs w:val="18"/>
-                <w:color w:val="000000"/>
-              </w:rPr>
-            </w:pPr>
-            <w:r>
-              <w:rPr>
-                <w:rFonts w:ascii="Times New Roman" w:hAnsi="Times New Roman" w:eastAsia="Times New Roman" w:cs="Times New Roman"/>
-                <w:i w:val="false"/>
-                <w:b w:val="false"/>
-                <w:u w:val="none"/>
-                <w:strike w:val="false"/>
-                <w:sz w:val="18"/>
-                <w:szCs w:val="18"/>
+                <w:sz w:val="24"/>
+                <w:szCs w:val="24"/>
+                <w:color w:val="000000"/>
+              </w:rPr>
+            </w:pPr>
+            <w:r>
+              <w:rPr>
+                <w:rFonts w:ascii="Times New Roman" w:hAnsi="Times New Roman" w:eastAsia="Times New Roman" w:cs="Times New Roman"/>
+                <w:i w:val="false"/>
+                <w:b w:val="false"/>
+                <w:u w:val="none"/>
+                <w:strike w:val="false"/>
+                <w:sz w:val="24"/>
+                <w:szCs w:val="24"/>
                 <w:color w:val="000000"/>
               </w:rPr>
               <w:t xml:space="preserve">37</w:t>
@@ -967,7 +636,8 @@
       </w:tr>
       <w:tr>
         <w:trPr>
-          <w:trHeight w:val="480" w:hRule="auto"/>
+          <w:cantSplit/>
+          <w:trHeight w:val="552" w:hRule="auto"/>
         </w:trPr>
         <w:tc>
           <w:tcPr>
@@ -1004,20 +674,20 @@
                 <w:b w:val="false"/>
                 <w:u w:val="none"/>
                 <w:strike w:val="false"/>
-                <w:sz w:val="18"/>
-                <w:szCs w:val="18"/>
-                <w:color w:val="000000"/>
-              </w:rPr>
-            </w:pPr>
-            <w:r>
-              <w:rPr>
-                <w:rFonts w:ascii="Times New Roman" w:hAnsi="Times New Roman" w:eastAsia="Times New Roman" w:cs="Times New Roman"/>
-                <w:i w:val="false"/>
-                <w:b w:val="false"/>
-                <w:u w:val="none"/>
-                <w:strike w:val="false"/>
-                <w:sz w:val="18"/>
-                <w:szCs w:val="18"/>
+                <w:sz w:val="24"/>
+                <w:szCs w:val="24"/>
+                <w:color w:val="000000"/>
+              </w:rPr>
+            </w:pPr>
+            <w:r>
+              <w:rPr>
+                <w:rFonts w:ascii="Times New Roman" w:hAnsi="Times New Roman" w:eastAsia="Times New Roman" w:cs="Times New Roman"/>
+                <w:i w:val="false"/>
+                <w:b w:val="false"/>
+                <w:u w:val="none"/>
+                <w:strike w:val="false"/>
+                <w:sz w:val="24"/>
+                <w:szCs w:val="24"/>
                 <w:color w:val="000000"/>
               </w:rPr>
               <w:t xml:space="preserve">Ley 21.419</w:t>
@@ -1059,20 +729,20 @@
                 <w:b w:val="false"/>
                 <w:u w:val="none"/>
                 <w:strike w:val="false"/>
-                <w:sz w:val="18"/>
-                <w:szCs w:val="18"/>
-                <w:color w:val="000000"/>
-              </w:rPr>
-            </w:pPr>
-            <w:r>
-              <w:rPr>
-                <w:rFonts w:ascii="Times New Roman" w:hAnsi="Times New Roman" w:eastAsia="Times New Roman" w:cs="Times New Roman"/>
-                <w:i w:val="false"/>
-                <w:b w:val="false"/>
-                <w:u w:val="none"/>
-                <w:strike w:val="false"/>
-                <w:sz w:val="18"/>
-                <w:szCs w:val="18"/>
+                <w:sz w:val="24"/>
+                <w:szCs w:val="24"/>
+                <w:color w:val="000000"/>
+              </w:rPr>
+            </w:pPr>
+            <w:r>
+              <w:rPr>
+                <w:rFonts w:ascii="Times New Roman" w:hAnsi="Times New Roman" w:eastAsia="Times New Roman" w:cs="Times New Roman"/>
+                <w:i w:val="false"/>
+                <w:b w:val="false"/>
+                <w:u w:val="none"/>
+                <w:strike w:val="false"/>
+                <w:sz w:val="24"/>
+                <w:szCs w:val="24"/>
                 <w:color w:val="000000"/>
               </w:rPr>
               <w:t xml:space="preserve">Segundo</w:t>
@@ -1114,20 +784,20 @@
                 <w:b w:val="false"/>
                 <w:u w:val="none"/>
                 <w:strike w:val="false"/>
-                <w:sz w:val="18"/>
-                <w:szCs w:val="18"/>
-                <w:color w:val="000000"/>
-              </w:rPr>
-            </w:pPr>
-            <w:r>
-              <w:rPr>
-                <w:rFonts w:ascii="Times New Roman" w:hAnsi="Times New Roman" w:eastAsia="Times New Roman" w:cs="Times New Roman"/>
-                <w:i w:val="false"/>
-                <w:b w:val="false"/>
-                <w:u w:val="none"/>
-                <w:strike w:val="false"/>
-                <w:sz w:val="18"/>
-                <w:szCs w:val="18"/>
+                <w:sz w:val="24"/>
+                <w:szCs w:val="24"/>
+                <w:color w:val="000000"/>
+              </w:rPr>
+            </w:pPr>
+            <w:r>
+              <w:rPr>
+                <w:rFonts w:ascii="Times New Roman" w:hAnsi="Times New Roman" w:eastAsia="Times New Roman" w:cs="Times New Roman"/>
+                <w:i w:val="false"/>
+                <w:b w:val="false"/>
+                <w:u w:val="none"/>
+                <w:strike w:val="false"/>
+                <w:sz w:val="24"/>
+                <w:szCs w:val="24"/>
                 <w:color w:val="000000"/>
               </w:rPr>
               <w:t xml:space="preserve">165</w:t>
@@ -1169,23 +839,23 @@
                 <w:b w:val="false"/>
                 <w:u w:val="none"/>
                 <w:strike w:val="false"/>
-                <w:sz w:val="18"/>
-                <w:szCs w:val="18"/>
-                <w:color w:val="000000"/>
-              </w:rPr>
-            </w:pPr>
-            <w:r>
-              <w:rPr>
-                <w:rFonts w:ascii="Times New Roman" w:hAnsi="Times New Roman" w:eastAsia="Times New Roman" w:cs="Times New Roman"/>
-                <w:i w:val="false"/>
-                <w:b w:val="false"/>
-                <w:u w:val="none"/>
-                <w:strike w:val="false"/>
-                <w:sz w:val="18"/>
-                <w:szCs w:val="18"/>
-                <w:color w:val="000000"/>
-              </w:rPr>
-              <w:t xml:space="preserve">63</w:t>
+                <w:sz w:val="24"/>
+                <w:szCs w:val="24"/>
+                <w:color w:val="000000"/>
+              </w:rPr>
+            </w:pPr>
+            <w:r>
+              <w:rPr>
+                <w:rFonts w:ascii="Times New Roman" w:hAnsi="Times New Roman" w:eastAsia="Times New Roman" w:cs="Times New Roman"/>
+                <w:i w:val="false"/>
+                <w:b w:val="false"/>
+                <w:u w:val="none"/>
+                <w:strike w:val="false"/>
+                <w:sz w:val="24"/>
+                <w:szCs w:val="24"/>
+                <w:color w:val="000000"/>
+              </w:rPr>
+              <w:t xml:space="preserve">110</w:t>
             </w:r>
           </w:p>
         </w:tc>
@@ -1224,185 +894,20 @@
                 <w:b w:val="false"/>
                 <w:u w:val="none"/>
                 <w:strike w:val="false"/>
-                <w:sz w:val="18"/>
-                <w:szCs w:val="18"/>
-                <w:color w:val="000000"/>
-              </w:rPr>
-            </w:pPr>
-            <w:r>
-              <w:rPr>
-                <w:rFonts w:ascii="Times New Roman" w:hAnsi="Times New Roman" w:eastAsia="Times New Roman" w:cs="Times New Roman"/>
-                <w:i w:val="false"/>
-                <w:b w:val="false"/>
-                <w:u w:val="none"/>
-                <w:strike w:val="false"/>
-                <w:sz w:val="18"/>
-                <w:szCs w:val="18"/>
-                <w:color w:val="000000"/>
-              </w:rPr>
-              <w:t xml:space="preserve">3</w:t>
-            </w:r>
-          </w:p>
-        </w:tc>
-        <w:tc>
-          <w:tcPr>
-            <w:tcBorders>
-              <w:bottom w:val="none" w:sz="0" w:space="0" w:color="000000"/>
-              <w:top w:val="none" w:sz="0" w:space="0" w:color="000000"/>
-              <w:left w:val="none" w:sz="0" w:space="0" w:color="000000"/>
-              <w:right w:val="none" w:sz="0" w:space="0" w:color="000000"/>
-            </w:tcBorders>
-            <w:shd w:val="clear" w:color="auto" w:fill="FFFFFF"/>
-            <w:tcMar>
-              <w:top w:w="0" w:type="dxa"/>
-              <w:bottom w:w="0" w:type="dxa"/>
-              <w:left w:w="0" w:type="dxa"/>
-              <w:right w:w="0" w:type="dxa"/>
-            </w:tcMar>
-            <w:vAlign w:val="center"/>
-          </w:tcPr>
-          <w:p>
-            <w:pPr>
-              <w:pStyle w:val="Normal"/>
-              <w:jc w:val="center"/>
-              <w:pBdr>
-                <w:bottom w:val="none" w:sz="0" w:space="0" w:color="000000"/>
-                <w:top w:val="none" w:sz="0" w:space="0" w:color="000000"/>
-                <w:left w:val="none" w:sz="0" w:space="0" w:color="000000"/>
-                <w:right w:val="none" w:sz="0" w:space="0" w:color="000000"/>
-              </w:pBdr>
-              <w:spacing w:after="60" w:before="60" w:line="240"/>
-              <w:ind w:left="60" w:right="60" w:firstLine="0" w:firstLineChars="0"/>
-              <w:rPr>
-                <w:rFonts w:ascii="Times New Roman" w:hAnsi="Times New Roman" w:eastAsia="Times New Roman" w:cs="Times New Roman"/>
-                <w:i w:val="false"/>
-                <w:b w:val="false"/>
-                <w:u w:val="none"/>
-                <w:strike w:val="false"/>
-                <w:sz w:val="18"/>
-                <w:szCs w:val="18"/>
-                <w:color w:val="000000"/>
-              </w:rPr>
-            </w:pPr>
-            <w:r>
-              <w:rPr>
-                <w:rFonts w:ascii="Times New Roman" w:hAnsi="Times New Roman" w:eastAsia="Times New Roman" w:cs="Times New Roman"/>
-                <w:i w:val="false"/>
-                <w:b w:val="false"/>
-                <w:u w:val="none"/>
-                <w:strike w:val="false"/>
-                <w:sz w:val="18"/>
-                <w:szCs w:val="18"/>
-                <w:color w:val="000000"/>
-              </w:rPr>
-              <w:t xml:space="preserve">44</w:t>
-            </w:r>
-          </w:p>
-        </w:tc>
-        <w:tc>
-          <w:tcPr>
-            <w:tcBorders>
-              <w:bottom w:val="none" w:sz="0" w:space="0" w:color="000000"/>
-              <w:top w:val="none" w:sz="0" w:space="0" w:color="000000"/>
-              <w:left w:val="none" w:sz="0" w:space="0" w:color="000000"/>
-              <w:right w:val="none" w:sz="0" w:space="0" w:color="000000"/>
-            </w:tcBorders>
-            <w:shd w:val="clear" w:color="auto" w:fill="FFFFFF"/>
-            <w:tcMar>
-              <w:top w:w="0" w:type="dxa"/>
-              <w:bottom w:w="0" w:type="dxa"/>
-              <w:left w:w="0" w:type="dxa"/>
-              <w:right w:w="0" w:type="dxa"/>
-            </w:tcMar>
-            <w:vAlign w:val="center"/>
-          </w:tcPr>
-          <w:p>
-            <w:pPr>
-              <w:pStyle w:val="Normal"/>
-              <w:jc w:val="center"/>
-              <w:pBdr>
-                <w:bottom w:val="none" w:sz="0" w:space="0" w:color="000000"/>
-                <w:top w:val="none" w:sz="0" w:space="0" w:color="000000"/>
-                <w:left w:val="none" w:sz="0" w:space="0" w:color="000000"/>
-                <w:right w:val="none" w:sz="0" w:space="0" w:color="000000"/>
-              </w:pBdr>
-              <w:spacing w:after="60" w:before="60" w:line="240"/>
-              <w:ind w:left="60" w:right="60" w:firstLine="0" w:firstLineChars="0"/>
-              <w:rPr>
-                <w:rFonts w:ascii="Times New Roman" w:hAnsi="Times New Roman" w:eastAsia="Times New Roman" w:cs="Times New Roman"/>
-                <w:i w:val="false"/>
-                <w:b w:val="false"/>
-                <w:u w:val="none"/>
-                <w:strike w:val="false"/>
-                <w:sz w:val="18"/>
-                <w:szCs w:val="18"/>
-                <w:color w:val="000000"/>
-              </w:rPr>
-            </w:pPr>
-            <w:r>
-              <w:rPr>
-                <w:rFonts w:ascii="Times New Roman" w:hAnsi="Times New Roman" w:eastAsia="Times New Roman" w:cs="Times New Roman"/>
-                <w:i w:val="false"/>
-                <w:b w:val="false"/>
-                <w:u w:val="none"/>
-                <w:strike w:val="false"/>
-                <w:sz w:val="18"/>
-                <w:szCs w:val="18"/>
-                <w:color w:val="000000"/>
-              </w:rPr>
-              <w:t xml:space="preserve">110</w:t>
-            </w:r>
-          </w:p>
-        </w:tc>
-        <w:tc>
-          <w:tcPr>
-            <w:tcBorders>
-              <w:bottom w:val="none" w:sz="0" w:space="0" w:color="000000"/>
-              <w:top w:val="none" w:sz="0" w:space="0" w:color="000000"/>
-              <w:left w:val="none" w:sz="0" w:space="0" w:color="000000"/>
-              <w:right w:val="none" w:sz="0" w:space="0" w:color="000000"/>
-            </w:tcBorders>
-            <w:shd w:val="clear" w:color="auto" w:fill="FFFFFF"/>
-            <w:tcMar>
-              <w:top w:w="0" w:type="dxa"/>
-              <w:bottom w:w="0" w:type="dxa"/>
-              <w:left w:w="0" w:type="dxa"/>
-              <w:right w:w="0" w:type="dxa"/>
-            </w:tcMar>
-            <w:vAlign w:val="center"/>
-          </w:tcPr>
-          <w:p>
-            <w:pPr>
-              <w:pStyle w:val="Normal"/>
-              <w:jc w:val="center"/>
-              <w:pBdr>
-                <w:bottom w:val="none" w:sz="0" w:space="0" w:color="000000"/>
-                <w:top w:val="none" w:sz="0" w:space="0" w:color="000000"/>
-                <w:left w:val="none" w:sz="0" w:space="0" w:color="000000"/>
-                <w:right w:val="none" w:sz="0" w:space="0" w:color="000000"/>
-              </w:pBdr>
-              <w:spacing w:after="60" w:before="60" w:line="240"/>
-              <w:ind w:left="60" w:right="60" w:firstLine="0" w:firstLineChars="0"/>
-              <w:rPr>
-                <w:rFonts w:ascii="Times New Roman" w:hAnsi="Times New Roman" w:eastAsia="Times New Roman" w:cs="Times New Roman"/>
-                <w:i w:val="false"/>
-                <w:b w:val="false"/>
-                <w:u w:val="none"/>
-                <w:strike w:val="false"/>
-                <w:sz w:val="18"/>
-                <w:szCs w:val="18"/>
-                <w:color w:val="000000"/>
-              </w:rPr>
-            </w:pPr>
-            <w:r>
-              <w:rPr>
-                <w:rFonts w:ascii="Times New Roman" w:hAnsi="Times New Roman" w:eastAsia="Times New Roman" w:cs="Times New Roman"/>
-                <w:i w:val="false"/>
-                <w:b w:val="false"/>
-                <w:u w:val="none"/>
-                <w:strike w:val="false"/>
-                <w:sz w:val="18"/>
-                <w:szCs w:val="18"/>
+                <w:sz w:val="24"/>
+                <w:szCs w:val="24"/>
+                <w:color w:val="000000"/>
+              </w:rPr>
+            </w:pPr>
+            <w:r>
+              <w:rPr>
+                <w:rFonts w:ascii="Times New Roman" w:hAnsi="Times New Roman" w:eastAsia="Times New Roman" w:cs="Times New Roman"/>
+                <w:i w:val="false"/>
+                <w:b w:val="false"/>
+                <w:u w:val="none"/>
+                <w:strike w:val="false"/>
+                <w:sz w:val="24"/>
+                <w:szCs w:val="24"/>
                 <w:color w:val="000000"/>
               </w:rPr>
               <w:t xml:space="preserve">55</w:t>
@@ -1412,7 +917,8 @@
       </w:tr>
       <w:tr>
         <w:trPr>
-          <w:trHeight w:val="480" w:hRule="auto"/>
+          <w:cantSplit/>
+          <w:trHeight w:val="552" w:hRule="auto"/>
         </w:trPr>
         <w:tc>
           <w:tcPr>
@@ -1449,20 +955,20 @@
                 <w:b w:val="false"/>
                 <w:u w:val="none"/>
                 <w:strike w:val="false"/>
-                <w:sz w:val="18"/>
-                <w:szCs w:val="18"/>
-                <w:color w:val="000000"/>
-              </w:rPr>
-            </w:pPr>
-            <w:r>
-              <w:rPr>
-                <w:rFonts w:ascii="Times New Roman" w:hAnsi="Times New Roman" w:eastAsia="Times New Roman" w:cs="Times New Roman"/>
-                <w:i w:val="false"/>
-                <w:b w:val="false"/>
-                <w:u w:val="none"/>
-                <w:strike w:val="false"/>
-                <w:sz w:val="18"/>
-                <w:szCs w:val="18"/>
+                <w:sz w:val="24"/>
+                <w:szCs w:val="24"/>
+                <w:color w:val="000000"/>
+              </w:rPr>
+            </w:pPr>
+            <w:r>
+              <w:rPr>
+                <w:rFonts w:ascii="Times New Roman" w:hAnsi="Times New Roman" w:eastAsia="Times New Roman" w:cs="Times New Roman"/>
+                <w:i w:val="false"/>
+                <w:b w:val="false"/>
+                <w:u w:val="none"/>
+                <w:strike w:val="false"/>
+                <w:sz w:val="24"/>
+                <w:szCs w:val="24"/>
                 <w:color w:val="000000"/>
               </w:rPr>
               <w:t xml:space="preserve">Ley 21.419</w:t>
@@ -1504,20 +1010,20 @@
                 <w:b w:val="false"/>
                 <w:u w:val="none"/>
                 <w:strike w:val="false"/>
-                <w:sz w:val="18"/>
-                <w:szCs w:val="18"/>
-                <w:color w:val="000000"/>
-              </w:rPr>
-            </w:pPr>
-            <w:r>
-              <w:rPr>
-                <w:rFonts w:ascii="Times New Roman" w:hAnsi="Times New Roman" w:eastAsia="Times New Roman" w:cs="Times New Roman"/>
-                <w:i w:val="false"/>
-                <w:b w:val="false"/>
-                <w:u w:val="none"/>
-                <w:strike w:val="false"/>
-                <w:sz w:val="18"/>
-                <w:szCs w:val="18"/>
+                <w:sz w:val="24"/>
+                <w:szCs w:val="24"/>
+                <w:color w:val="000000"/>
+              </w:rPr>
+            </w:pPr>
+            <w:r>
+              <w:rPr>
+                <w:rFonts w:ascii="Times New Roman" w:hAnsi="Times New Roman" w:eastAsia="Times New Roman" w:cs="Times New Roman"/>
+                <w:i w:val="false"/>
+                <w:b w:val="false"/>
+                <w:u w:val="none"/>
+                <w:strike w:val="false"/>
+                <w:sz w:val="24"/>
+                <w:szCs w:val="24"/>
                 <w:color w:val="000000"/>
               </w:rPr>
               <w:t xml:space="preserve">Tercero</w:t>
@@ -1559,20 +1065,20 @@
                 <w:b w:val="false"/>
                 <w:u w:val="none"/>
                 <w:strike w:val="false"/>
-                <w:sz w:val="18"/>
-                <w:szCs w:val="18"/>
-                <w:color w:val="000000"/>
-              </w:rPr>
-            </w:pPr>
-            <w:r>
-              <w:rPr>
-                <w:rFonts w:ascii="Times New Roman" w:hAnsi="Times New Roman" w:eastAsia="Times New Roman" w:cs="Times New Roman"/>
-                <w:i w:val="false"/>
-                <w:b w:val="false"/>
-                <w:u w:val="none"/>
-                <w:strike w:val="false"/>
-                <w:sz w:val="18"/>
-                <w:szCs w:val="18"/>
+                <w:sz w:val="24"/>
+                <w:szCs w:val="24"/>
+                <w:color w:val="000000"/>
+              </w:rPr>
+            </w:pPr>
+            <w:r>
+              <w:rPr>
+                <w:rFonts w:ascii="Times New Roman" w:hAnsi="Times New Roman" w:eastAsia="Times New Roman" w:cs="Times New Roman"/>
+                <w:i w:val="false"/>
+                <w:b w:val="false"/>
+                <w:u w:val="none"/>
+                <w:strike w:val="false"/>
+                <w:sz w:val="24"/>
+                <w:szCs w:val="24"/>
                 <w:color w:val="000000"/>
               </w:rPr>
               <w:t xml:space="preserve">42</w:t>
@@ -1614,23 +1120,23 @@
                 <w:b w:val="false"/>
                 <w:u w:val="none"/>
                 <w:strike w:val="false"/>
-                <w:sz w:val="18"/>
-                <w:szCs w:val="18"/>
-                <w:color w:val="000000"/>
-              </w:rPr>
-            </w:pPr>
-            <w:r>
-              <w:rPr>
-                <w:rFonts w:ascii="Times New Roman" w:hAnsi="Times New Roman" w:eastAsia="Times New Roman" w:cs="Times New Roman"/>
-                <w:i w:val="false"/>
-                <w:b w:val="false"/>
-                <w:u w:val="none"/>
-                <w:strike w:val="false"/>
-                <w:sz w:val="18"/>
-                <w:szCs w:val="18"/>
-                <w:color w:val="000000"/>
-              </w:rPr>
-              <w:t xml:space="preserve">5</w:t>
+                <w:sz w:val="24"/>
+                <w:szCs w:val="24"/>
+                <w:color w:val="000000"/>
+              </w:rPr>
+            </w:pPr>
+            <w:r>
+              <w:rPr>
+                <w:rFonts w:ascii="Times New Roman" w:hAnsi="Times New Roman" w:eastAsia="Times New Roman" w:cs="Times New Roman"/>
+                <w:i w:val="false"/>
+                <w:b w:val="false"/>
+                <w:u w:val="none"/>
+                <w:strike w:val="false"/>
+                <w:sz w:val="24"/>
+                <w:szCs w:val="24"/>
+                <w:color w:val="000000"/>
+              </w:rPr>
+              <w:t xml:space="preserve">14</w:t>
             </w:r>
           </w:p>
         </w:tc>
@@ -1669,185 +1175,20 @@
                 <w:b w:val="false"/>
                 <w:u w:val="none"/>
                 <w:strike w:val="false"/>
-                <w:sz w:val="18"/>
-                <w:szCs w:val="18"/>
-                <w:color w:val="000000"/>
-              </w:rPr>
-            </w:pPr>
-            <w:r>
-              <w:rPr>
-                <w:rFonts w:ascii="Times New Roman" w:hAnsi="Times New Roman" w:eastAsia="Times New Roman" w:cs="Times New Roman"/>
-                <w:i w:val="false"/>
-                <w:b w:val="false"/>
-                <w:u w:val="none"/>
-                <w:strike w:val="false"/>
-                <w:sz w:val="18"/>
-                <w:szCs w:val="18"/>
-                <w:color w:val="000000"/>
-              </w:rPr>
-              <w:t xml:space="preserve">1</w:t>
-            </w:r>
-          </w:p>
-        </w:tc>
-        <w:tc>
-          <w:tcPr>
-            <w:tcBorders>
-              <w:bottom w:val="none" w:sz="0" w:space="0" w:color="000000"/>
-              <w:top w:val="none" w:sz="0" w:space="0" w:color="000000"/>
-              <w:left w:val="none" w:sz="0" w:space="0" w:color="000000"/>
-              <w:right w:val="none" w:sz="0" w:space="0" w:color="000000"/>
-            </w:tcBorders>
-            <w:shd w:val="clear" w:color="auto" w:fill="FFFFFF"/>
-            <w:tcMar>
-              <w:top w:w="0" w:type="dxa"/>
-              <w:bottom w:w="0" w:type="dxa"/>
-              <w:left w:w="0" w:type="dxa"/>
-              <w:right w:w="0" w:type="dxa"/>
-            </w:tcMar>
-            <w:vAlign w:val="center"/>
-          </w:tcPr>
-          <w:p>
-            <w:pPr>
-              <w:pStyle w:val="Normal"/>
-              <w:jc w:val="center"/>
-              <w:pBdr>
-                <w:bottom w:val="none" w:sz="0" w:space="0" w:color="000000"/>
-                <w:top w:val="none" w:sz="0" w:space="0" w:color="000000"/>
-                <w:left w:val="none" w:sz="0" w:space="0" w:color="000000"/>
-                <w:right w:val="none" w:sz="0" w:space="0" w:color="000000"/>
-              </w:pBdr>
-              <w:spacing w:after="60" w:before="60" w:line="240"/>
-              <w:ind w:left="60" w:right="60" w:firstLine="0" w:firstLineChars="0"/>
-              <w:rPr>
-                <w:rFonts w:ascii="Times New Roman" w:hAnsi="Times New Roman" w:eastAsia="Times New Roman" w:cs="Times New Roman"/>
-                <w:i w:val="false"/>
-                <w:b w:val="false"/>
-                <w:u w:val="none"/>
-                <w:strike w:val="false"/>
-                <w:sz w:val="18"/>
-                <w:szCs w:val="18"/>
-                <w:color w:val="000000"/>
-              </w:rPr>
-            </w:pPr>
-            <w:r>
-              <w:rPr>
-                <w:rFonts w:ascii="Times New Roman" w:hAnsi="Times New Roman" w:eastAsia="Times New Roman" w:cs="Times New Roman"/>
-                <w:i w:val="false"/>
-                <w:b w:val="false"/>
-                <w:u w:val="none"/>
-                <w:strike w:val="false"/>
-                <w:sz w:val="18"/>
-                <w:szCs w:val="18"/>
-                <w:color w:val="000000"/>
-              </w:rPr>
-              <w:t xml:space="preserve">8</w:t>
-            </w:r>
-          </w:p>
-        </w:tc>
-        <w:tc>
-          <w:tcPr>
-            <w:tcBorders>
-              <w:bottom w:val="none" w:sz="0" w:space="0" w:color="000000"/>
-              <w:top w:val="none" w:sz="0" w:space="0" w:color="000000"/>
-              <w:left w:val="none" w:sz="0" w:space="0" w:color="000000"/>
-              <w:right w:val="none" w:sz="0" w:space="0" w:color="000000"/>
-            </w:tcBorders>
-            <w:shd w:val="clear" w:color="auto" w:fill="FFFFFF"/>
-            <w:tcMar>
-              <w:top w:w="0" w:type="dxa"/>
-              <w:bottom w:w="0" w:type="dxa"/>
-              <w:left w:w="0" w:type="dxa"/>
-              <w:right w:w="0" w:type="dxa"/>
-            </w:tcMar>
-            <w:vAlign w:val="center"/>
-          </w:tcPr>
-          <w:p>
-            <w:pPr>
-              <w:pStyle w:val="Normal"/>
-              <w:jc w:val="center"/>
-              <w:pBdr>
-                <w:bottom w:val="none" w:sz="0" w:space="0" w:color="000000"/>
-                <w:top w:val="none" w:sz="0" w:space="0" w:color="000000"/>
-                <w:left w:val="none" w:sz="0" w:space="0" w:color="000000"/>
-                <w:right w:val="none" w:sz="0" w:space="0" w:color="000000"/>
-              </w:pBdr>
-              <w:spacing w:after="60" w:before="60" w:line="240"/>
-              <w:ind w:left="60" w:right="60" w:firstLine="0" w:firstLineChars="0"/>
-              <w:rPr>
-                <w:rFonts w:ascii="Times New Roman" w:hAnsi="Times New Roman" w:eastAsia="Times New Roman" w:cs="Times New Roman"/>
-                <w:i w:val="false"/>
-                <w:b w:val="false"/>
-                <w:u w:val="none"/>
-                <w:strike w:val="false"/>
-                <w:sz w:val="18"/>
-                <w:szCs w:val="18"/>
-                <w:color w:val="000000"/>
-              </w:rPr>
-            </w:pPr>
-            <w:r>
-              <w:rPr>
-                <w:rFonts w:ascii="Times New Roman" w:hAnsi="Times New Roman" w:eastAsia="Times New Roman" w:cs="Times New Roman"/>
-                <w:i w:val="false"/>
-                <w:b w:val="false"/>
-                <w:u w:val="none"/>
-                <w:strike w:val="false"/>
-                <w:sz w:val="18"/>
-                <w:szCs w:val="18"/>
-                <w:color w:val="000000"/>
-              </w:rPr>
-              <w:t xml:space="preserve">14</w:t>
-            </w:r>
-          </w:p>
-        </w:tc>
-        <w:tc>
-          <w:tcPr>
-            <w:tcBorders>
-              <w:bottom w:val="none" w:sz="0" w:space="0" w:color="000000"/>
-              <w:top w:val="none" w:sz="0" w:space="0" w:color="000000"/>
-              <w:left w:val="none" w:sz="0" w:space="0" w:color="000000"/>
-              <w:right w:val="none" w:sz="0" w:space="0" w:color="000000"/>
-            </w:tcBorders>
-            <w:shd w:val="clear" w:color="auto" w:fill="FFFFFF"/>
-            <w:tcMar>
-              <w:top w:w="0" w:type="dxa"/>
-              <w:bottom w:w="0" w:type="dxa"/>
-              <w:left w:w="0" w:type="dxa"/>
-              <w:right w:w="0" w:type="dxa"/>
-            </w:tcMar>
-            <w:vAlign w:val="center"/>
-          </w:tcPr>
-          <w:p>
-            <w:pPr>
-              <w:pStyle w:val="Normal"/>
-              <w:jc w:val="center"/>
-              <w:pBdr>
-                <w:bottom w:val="none" w:sz="0" w:space="0" w:color="000000"/>
-                <w:top w:val="none" w:sz="0" w:space="0" w:color="000000"/>
-                <w:left w:val="none" w:sz="0" w:space="0" w:color="000000"/>
-                <w:right w:val="none" w:sz="0" w:space="0" w:color="000000"/>
-              </w:pBdr>
-              <w:spacing w:after="60" w:before="60" w:line="240"/>
-              <w:ind w:left="60" w:right="60" w:firstLine="0" w:firstLineChars="0"/>
-              <w:rPr>
-                <w:rFonts w:ascii="Times New Roman" w:hAnsi="Times New Roman" w:eastAsia="Times New Roman" w:cs="Times New Roman"/>
-                <w:i w:val="false"/>
-                <w:b w:val="false"/>
-                <w:u w:val="none"/>
-                <w:strike w:val="false"/>
-                <w:sz w:val="18"/>
-                <w:szCs w:val="18"/>
-                <w:color w:val="000000"/>
-              </w:rPr>
-            </w:pPr>
-            <w:r>
-              <w:rPr>
-                <w:rFonts w:ascii="Times New Roman" w:hAnsi="Times New Roman" w:eastAsia="Times New Roman" w:cs="Times New Roman"/>
-                <w:i w:val="false"/>
-                <w:b w:val="false"/>
-                <w:u w:val="none"/>
-                <w:strike w:val="false"/>
-                <w:sz w:val="18"/>
-                <w:szCs w:val="18"/>
+                <w:sz w:val="24"/>
+                <w:szCs w:val="24"/>
+                <w:color w:val="000000"/>
+              </w:rPr>
+            </w:pPr>
+            <w:r>
+              <w:rPr>
+                <w:rFonts w:ascii="Times New Roman" w:hAnsi="Times New Roman" w:eastAsia="Times New Roman" w:cs="Times New Roman"/>
+                <w:i w:val="false"/>
+                <w:b w:val="false"/>
+                <w:u w:val="none"/>
+                <w:strike w:val="false"/>
+                <w:sz w:val="24"/>
+                <w:szCs w:val="24"/>
                 <w:color w:val="000000"/>
               </w:rPr>
               <w:t xml:space="preserve">28</w:t>
@@ -1857,7 +1198,8 @@
       </w:tr>
       <w:tr>
         <w:trPr>
-          <w:trHeight w:val="480" w:hRule="auto"/>
+          <w:cantSplit/>
+          <w:trHeight w:val="552" w:hRule="auto"/>
         </w:trPr>
         <w:tc>
           <w:tcPr>
@@ -1894,20 +1236,20 @@
                 <w:b w:val="false"/>
                 <w:u w:val="none"/>
                 <w:strike w:val="false"/>
-                <w:sz w:val="18"/>
-                <w:szCs w:val="18"/>
-                <w:color w:val="000000"/>
-              </w:rPr>
-            </w:pPr>
-            <w:r>
-              <w:rPr>
-                <w:rFonts w:ascii="Times New Roman" w:hAnsi="Times New Roman" w:eastAsia="Times New Roman" w:cs="Times New Roman"/>
-                <w:i w:val="false"/>
-                <w:b w:val="false"/>
-                <w:u w:val="none"/>
-                <w:strike w:val="false"/>
-                <w:sz w:val="18"/>
-                <w:szCs w:val="18"/>
+                <w:sz w:val="24"/>
+                <w:szCs w:val="24"/>
+                <w:color w:val="000000"/>
+              </w:rPr>
+            </w:pPr>
+            <w:r>
+              <w:rPr>
+                <w:rFonts w:ascii="Times New Roman" w:hAnsi="Times New Roman" w:eastAsia="Times New Roman" w:cs="Times New Roman"/>
+                <w:i w:val="false"/>
+                <w:b w:val="false"/>
+                <w:u w:val="none"/>
+                <w:strike w:val="false"/>
+                <w:sz w:val="24"/>
+                <w:szCs w:val="24"/>
                 <w:color w:val="000000"/>
               </w:rPr>
               <w:t xml:space="preserve">Ley 21.538</w:t>
@@ -1949,20 +1291,20 @@
                 <w:b w:val="false"/>
                 <w:u w:val="none"/>
                 <w:strike w:val="false"/>
-                <w:sz w:val="18"/>
-                <w:szCs w:val="18"/>
-                <w:color w:val="000000"/>
-              </w:rPr>
-            </w:pPr>
-            <w:r>
-              <w:rPr>
-                <w:rFonts w:ascii="Times New Roman" w:hAnsi="Times New Roman" w:eastAsia="Times New Roman" w:cs="Times New Roman"/>
-                <w:i w:val="false"/>
-                <w:b w:val="false"/>
-                <w:u w:val="none"/>
-                <w:strike w:val="false"/>
-                <w:sz w:val="18"/>
-                <w:szCs w:val="18"/>
+                <w:sz w:val="24"/>
+                <w:szCs w:val="24"/>
+                <w:color w:val="000000"/>
+              </w:rPr>
+            </w:pPr>
+            <w:r>
+              <w:rPr>
+                <w:rFonts w:ascii="Times New Roman" w:hAnsi="Times New Roman" w:eastAsia="Times New Roman" w:cs="Times New Roman"/>
+                <w:i w:val="false"/>
+                <w:b w:val="false"/>
+                <w:u w:val="none"/>
+                <w:strike w:val="false"/>
+                <w:sz w:val="24"/>
+                <w:szCs w:val="24"/>
                 <w:color w:val="000000"/>
               </w:rPr>
               <w:t xml:space="preserve">Primero</w:t>
@@ -2004,20 +1346,20 @@
                 <w:b w:val="false"/>
                 <w:u w:val="none"/>
                 <w:strike w:val="false"/>
-                <w:sz w:val="18"/>
-                <w:szCs w:val="18"/>
-                <w:color w:val="000000"/>
-              </w:rPr>
-            </w:pPr>
-            <w:r>
-              <w:rPr>
-                <w:rFonts w:ascii="Times New Roman" w:hAnsi="Times New Roman" w:eastAsia="Times New Roman" w:cs="Times New Roman"/>
-                <w:i w:val="false"/>
-                <w:b w:val="false"/>
-                <w:u w:val="none"/>
-                <w:strike w:val="false"/>
-                <w:sz w:val="18"/>
-                <w:szCs w:val="18"/>
+                <w:sz w:val="24"/>
+                <w:szCs w:val="24"/>
+                <w:color w:val="000000"/>
+              </w:rPr>
+            </w:pPr>
+            <w:r>
+              <w:rPr>
+                <w:rFonts w:ascii="Times New Roman" w:hAnsi="Times New Roman" w:eastAsia="Times New Roman" w:cs="Times New Roman"/>
+                <w:i w:val="false"/>
+                <w:b w:val="false"/>
+                <w:u w:val="none"/>
+                <w:strike w:val="false"/>
+                <w:sz w:val="24"/>
+                <w:szCs w:val="24"/>
                 <w:color w:val="000000"/>
               </w:rPr>
               <w:t xml:space="preserve">80</w:t>
@@ -2059,23 +1401,23 @@
                 <w:b w:val="false"/>
                 <w:u w:val="none"/>
                 <w:strike w:val="false"/>
-                <w:sz w:val="18"/>
-                <w:szCs w:val="18"/>
-                <w:color w:val="000000"/>
-              </w:rPr>
-            </w:pPr>
-            <w:r>
-              <w:rPr>
-                <w:rFonts w:ascii="Times New Roman" w:hAnsi="Times New Roman" w:eastAsia="Times New Roman" w:cs="Times New Roman"/>
-                <w:i w:val="false"/>
-                <w:b w:val="false"/>
-                <w:u w:val="none"/>
-                <w:strike w:val="false"/>
-                <w:sz w:val="18"/>
-                <w:szCs w:val="18"/>
-                <w:color w:val="000000"/>
-              </w:rPr>
-              <w:t xml:space="preserve">23</w:t>
+                <w:sz w:val="24"/>
+                <w:szCs w:val="24"/>
+                <w:color w:val="000000"/>
+              </w:rPr>
+            </w:pPr>
+            <w:r>
+              <w:rPr>
+                <w:rFonts w:ascii="Times New Roman" w:hAnsi="Times New Roman" w:eastAsia="Times New Roman" w:cs="Times New Roman"/>
+                <w:i w:val="false"/>
+                <w:b w:val="false"/>
+                <w:u w:val="none"/>
+                <w:strike w:val="false"/>
+                <w:sz w:val="24"/>
+                <w:szCs w:val="24"/>
+                <w:color w:val="000000"/>
+              </w:rPr>
+              <w:t xml:space="preserve">41</w:t>
             </w:r>
           </w:p>
         </w:tc>
@@ -2114,185 +1456,20 @@
                 <w:b w:val="false"/>
                 <w:u w:val="none"/>
                 <w:strike w:val="false"/>
-                <w:sz w:val="18"/>
-                <w:szCs w:val="18"/>
-                <w:color w:val="000000"/>
-              </w:rPr>
-            </w:pPr>
-            <w:r>
-              <w:rPr>
-                <w:rFonts w:ascii="Times New Roman" w:hAnsi="Times New Roman" w:eastAsia="Times New Roman" w:cs="Times New Roman"/>
-                <w:i w:val="false"/>
-                <w:b w:val="false"/>
-                <w:u w:val="none"/>
-                <w:strike w:val="false"/>
-                <w:sz w:val="18"/>
-                <w:szCs w:val="18"/>
-                <w:color w:val="000000"/>
-              </w:rPr>
-              <w:t xml:space="preserve">3</w:t>
-            </w:r>
-          </w:p>
-        </w:tc>
-        <w:tc>
-          <w:tcPr>
-            <w:tcBorders>
-              <w:bottom w:val="none" w:sz="0" w:space="0" w:color="000000"/>
-              <w:top w:val="none" w:sz="0" w:space="0" w:color="000000"/>
-              <w:left w:val="none" w:sz="0" w:space="0" w:color="000000"/>
-              <w:right w:val="none" w:sz="0" w:space="0" w:color="000000"/>
-            </w:tcBorders>
-            <w:shd w:val="clear" w:color="auto" w:fill="FFFFFF"/>
-            <w:tcMar>
-              <w:top w:w="0" w:type="dxa"/>
-              <w:bottom w:w="0" w:type="dxa"/>
-              <w:left w:w="0" w:type="dxa"/>
-              <w:right w:w="0" w:type="dxa"/>
-            </w:tcMar>
-            <w:vAlign w:val="center"/>
-          </w:tcPr>
-          <w:p>
-            <w:pPr>
-              <w:pStyle w:val="Normal"/>
-              <w:jc w:val="center"/>
-              <w:pBdr>
-                <w:bottom w:val="none" w:sz="0" w:space="0" w:color="000000"/>
-                <w:top w:val="none" w:sz="0" w:space="0" w:color="000000"/>
-                <w:left w:val="none" w:sz="0" w:space="0" w:color="000000"/>
-                <w:right w:val="none" w:sz="0" w:space="0" w:color="000000"/>
-              </w:pBdr>
-              <w:spacing w:after="60" w:before="60" w:line="240"/>
-              <w:ind w:left="60" w:right="60" w:firstLine="0" w:firstLineChars="0"/>
-              <w:rPr>
-                <w:rFonts w:ascii="Times New Roman" w:hAnsi="Times New Roman" w:eastAsia="Times New Roman" w:cs="Times New Roman"/>
-                <w:i w:val="false"/>
-                <w:b w:val="false"/>
-                <w:u w:val="none"/>
-                <w:strike w:val="false"/>
-                <w:sz w:val="18"/>
-                <w:szCs w:val="18"/>
-                <w:color w:val="000000"/>
-              </w:rPr>
-            </w:pPr>
-            <w:r>
-              <w:rPr>
-                <w:rFonts w:ascii="Times New Roman" w:hAnsi="Times New Roman" w:eastAsia="Times New Roman" w:cs="Times New Roman"/>
-                <w:i w:val="false"/>
-                <w:b w:val="false"/>
-                <w:u w:val="none"/>
-                <w:strike w:val="false"/>
-                <w:sz w:val="18"/>
-                <w:szCs w:val="18"/>
-                <w:color w:val="000000"/>
-              </w:rPr>
-              <w:t xml:space="preserve">15</w:t>
-            </w:r>
-          </w:p>
-        </w:tc>
-        <w:tc>
-          <w:tcPr>
-            <w:tcBorders>
-              <w:bottom w:val="none" w:sz="0" w:space="0" w:color="000000"/>
-              <w:top w:val="none" w:sz="0" w:space="0" w:color="000000"/>
-              <w:left w:val="none" w:sz="0" w:space="0" w:color="000000"/>
-              <w:right w:val="none" w:sz="0" w:space="0" w:color="000000"/>
-            </w:tcBorders>
-            <w:shd w:val="clear" w:color="auto" w:fill="FFFFFF"/>
-            <w:tcMar>
-              <w:top w:w="0" w:type="dxa"/>
-              <w:bottom w:w="0" w:type="dxa"/>
-              <w:left w:w="0" w:type="dxa"/>
-              <w:right w:w="0" w:type="dxa"/>
-            </w:tcMar>
-            <w:vAlign w:val="center"/>
-          </w:tcPr>
-          <w:p>
-            <w:pPr>
-              <w:pStyle w:val="Normal"/>
-              <w:jc w:val="center"/>
-              <w:pBdr>
-                <w:bottom w:val="none" w:sz="0" w:space="0" w:color="000000"/>
-                <w:top w:val="none" w:sz="0" w:space="0" w:color="000000"/>
-                <w:left w:val="none" w:sz="0" w:space="0" w:color="000000"/>
-                <w:right w:val="none" w:sz="0" w:space="0" w:color="000000"/>
-              </w:pBdr>
-              <w:spacing w:after="60" w:before="60" w:line="240"/>
-              <w:ind w:left="60" w:right="60" w:firstLine="0" w:firstLineChars="0"/>
-              <w:rPr>
-                <w:rFonts w:ascii="Times New Roman" w:hAnsi="Times New Roman" w:eastAsia="Times New Roman" w:cs="Times New Roman"/>
-                <w:i w:val="false"/>
-                <w:b w:val="false"/>
-                <w:u w:val="none"/>
-                <w:strike w:val="false"/>
-                <w:sz w:val="18"/>
-                <w:szCs w:val="18"/>
-                <w:color w:val="000000"/>
-              </w:rPr>
-            </w:pPr>
-            <w:r>
-              <w:rPr>
-                <w:rFonts w:ascii="Times New Roman" w:hAnsi="Times New Roman" w:eastAsia="Times New Roman" w:cs="Times New Roman"/>
-                <w:i w:val="false"/>
-                <w:b w:val="false"/>
-                <w:u w:val="none"/>
-                <w:strike w:val="false"/>
-                <w:sz w:val="18"/>
-                <w:szCs w:val="18"/>
-                <w:color w:val="000000"/>
-              </w:rPr>
-              <w:t xml:space="preserve">41</w:t>
-            </w:r>
-          </w:p>
-        </w:tc>
-        <w:tc>
-          <w:tcPr>
-            <w:tcBorders>
-              <w:bottom w:val="none" w:sz="0" w:space="0" w:color="000000"/>
-              <w:top w:val="none" w:sz="0" w:space="0" w:color="000000"/>
-              <w:left w:val="none" w:sz="0" w:space="0" w:color="000000"/>
-              <w:right w:val="none" w:sz="0" w:space="0" w:color="000000"/>
-            </w:tcBorders>
-            <w:shd w:val="clear" w:color="auto" w:fill="FFFFFF"/>
-            <w:tcMar>
-              <w:top w:w="0" w:type="dxa"/>
-              <w:bottom w:w="0" w:type="dxa"/>
-              <w:left w:w="0" w:type="dxa"/>
-              <w:right w:w="0" w:type="dxa"/>
-            </w:tcMar>
-            <w:vAlign w:val="center"/>
-          </w:tcPr>
-          <w:p>
-            <w:pPr>
-              <w:pStyle w:val="Normal"/>
-              <w:jc w:val="center"/>
-              <w:pBdr>
-                <w:bottom w:val="none" w:sz="0" w:space="0" w:color="000000"/>
-                <w:top w:val="none" w:sz="0" w:space="0" w:color="000000"/>
-                <w:left w:val="none" w:sz="0" w:space="0" w:color="000000"/>
-                <w:right w:val="none" w:sz="0" w:space="0" w:color="000000"/>
-              </w:pBdr>
-              <w:spacing w:after="60" w:before="60" w:line="240"/>
-              <w:ind w:left="60" w:right="60" w:firstLine="0" w:firstLineChars="0"/>
-              <w:rPr>
-                <w:rFonts w:ascii="Times New Roman" w:hAnsi="Times New Roman" w:eastAsia="Times New Roman" w:cs="Times New Roman"/>
-                <w:i w:val="false"/>
-                <w:b w:val="false"/>
-                <w:u w:val="none"/>
-                <w:strike w:val="false"/>
-                <w:sz w:val="18"/>
-                <w:szCs w:val="18"/>
-                <w:color w:val="000000"/>
-              </w:rPr>
-            </w:pPr>
-            <w:r>
-              <w:rPr>
-                <w:rFonts w:ascii="Times New Roman" w:hAnsi="Times New Roman" w:eastAsia="Times New Roman" w:cs="Times New Roman"/>
-                <w:i w:val="false"/>
-                <w:b w:val="false"/>
-                <w:u w:val="none"/>
-                <w:strike w:val="false"/>
-                <w:sz w:val="18"/>
-                <w:szCs w:val="18"/>
+                <w:sz w:val="24"/>
+                <w:szCs w:val="24"/>
+                <w:color w:val="000000"/>
+              </w:rPr>
+            </w:pPr>
+            <w:r>
+              <w:rPr>
+                <w:rFonts w:ascii="Times New Roman" w:hAnsi="Times New Roman" w:eastAsia="Times New Roman" w:cs="Times New Roman"/>
+                <w:i w:val="false"/>
+                <w:b w:val="false"/>
+                <w:u w:val="none"/>
+                <w:strike w:val="false"/>
+                <w:sz w:val="24"/>
+                <w:szCs w:val="24"/>
                 <w:color w:val="000000"/>
               </w:rPr>
               <w:t xml:space="preserve">39</w:t>
@@ -2302,7 +1479,8 @@
       </w:tr>
       <w:tr>
         <w:trPr>
-          <w:trHeight w:val="480" w:hRule="auto"/>
+          <w:cantSplit/>
+          <w:trHeight w:val="552" w:hRule="auto"/>
         </w:trPr>
         <w:tc>
           <w:tcPr>
@@ -2339,20 +1517,20 @@
                 <w:b w:val="false"/>
                 <w:u w:val="none"/>
                 <w:strike w:val="false"/>
-                <w:sz w:val="18"/>
-                <w:szCs w:val="18"/>
-                <w:color w:val="000000"/>
-              </w:rPr>
-            </w:pPr>
-            <w:r>
-              <w:rPr>
-                <w:rFonts w:ascii="Times New Roman" w:hAnsi="Times New Roman" w:eastAsia="Times New Roman" w:cs="Times New Roman"/>
-                <w:i w:val="false"/>
-                <w:b w:val="false"/>
-                <w:u w:val="none"/>
-                <w:strike w:val="false"/>
-                <w:sz w:val="18"/>
-                <w:szCs w:val="18"/>
+                <w:sz w:val="24"/>
+                <w:szCs w:val="24"/>
+                <w:color w:val="000000"/>
+              </w:rPr>
+            </w:pPr>
+            <w:r>
+              <w:rPr>
+                <w:rFonts w:ascii="Times New Roman" w:hAnsi="Times New Roman" w:eastAsia="Times New Roman" w:cs="Times New Roman"/>
+                <w:i w:val="false"/>
+                <w:b w:val="false"/>
+                <w:u w:val="none"/>
+                <w:strike w:val="false"/>
+                <w:sz w:val="24"/>
+                <w:szCs w:val="24"/>
                 <w:color w:val="000000"/>
               </w:rPr>
               <w:t xml:space="preserve">Ley 21.538</w:t>
@@ -2394,20 +1572,20 @@
                 <w:b w:val="false"/>
                 <w:u w:val="none"/>
                 <w:strike w:val="false"/>
-                <w:sz w:val="18"/>
-                <w:szCs w:val="18"/>
-                <w:color w:val="000000"/>
-              </w:rPr>
-            </w:pPr>
-            <w:r>
-              <w:rPr>
-                <w:rFonts w:ascii="Times New Roman" w:hAnsi="Times New Roman" w:eastAsia="Times New Roman" w:cs="Times New Roman"/>
-                <w:i w:val="false"/>
-                <w:b w:val="false"/>
-                <w:u w:val="none"/>
-                <w:strike w:val="false"/>
-                <w:sz w:val="18"/>
-                <w:szCs w:val="18"/>
+                <w:sz w:val="24"/>
+                <w:szCs w:val="24"/>
+                <w:color w:val="000000"/>
+              </w:rPr>
+            </w:pPr>
+            <w:r>
+              <w:rPr>
+                <w:rFonts w:ascii="Times New Roman" w:hAnsi="Times New Roman" w:eastAsia="Times New Roman" w:cs="Times New Roman"/>
+                <w:i w:val="false"/>
+                <w:b w:val="false"/>
+                <w:u w:val="none"/>
+                <w:strike w:val="false"/>
+                <w:sz w:val="24"/>
+                <w:szCs w:val="24"/>
                 <w:color w:val="000000"/>
               </w:rPr>
               <w:t xml:space="preserve">Segundo</w:t>
@@ -2449,20 +1627,20 @@
                 <w:b w:val="false"/>
                 <w:u w:val="none"/>
                 <w:strike w:val="false"/>
-                <w:sz w:val="18"/>
-                <w:szCs w:val="18"/>
-                <w:color w:val="000000"/>
-              </w:rPr>
-            </w:pPr>
-            <w:r>
-              <w:rPr>
-                <w:rFonts w:ascii="Times New Roman" w:hAnsi="Times New Roman" w:eastAsia="Times New Roman" w:cs="Times New Roman"/>
-                <w:i w:val="false"/>
-                <w:b w:val="false"/>
-                <w:u w:val="none"/>
-                <w:strike w:val="false"/>
-                <w:sz w:val="18"/>
-                <w:szCs w:val="18"/>
+                <w:sz w:val="24"/>
+                <w:szCs w:val="24"/>
+                <w:color w:val="000000"/>
+              </w:rPr>
+            </w:pPr>
+            <w:r>
+              <w:rPr>
+                <w:rFonts w:ascii="Times New Roman" w:hAnsi="Times New Roman" w:eastAsia="Times New Roman" w:cs="Times New Roman"/>
+                <w:i w:val="false"/>
+                <w:b w:val="false"/>
+                <w:u w:val="none"/>
+                <w:strike w:val="false"/>
+                <w:sz w:val="24"/>
+                <w:szCs w:val="24"/>
                 <w:color w:val="000000"/>
               </w:rPr>
               <w:t xml:space="preserve">31</w:t>
@@ -2504,23 +1682,23 @@
                 <w:b w:val="false"/>
                 <w:u w:val="none"/>
                 <w:strike w:val="false"/>
-                <w:sz w:val="18"/>
-                <w:szCs w:val="18"/>
-                <w:color w:val="000000"/>
-              </w:rPr>
-            </w:pPr>
-            <w:r>
-              <w:rPr>
-                <w:rFonts w:ascii="Times New Roman" w:hAnsi="Times New Roman" w:eastAsia="Times New Roman" w:cs="Times New Roman"/>
-                <w:i w:val="false"/>
-                <w:b w:val="false"/>
-                <w:u w:val="none"/>
-                <w:strike w:val="false"/>
-                <w:sz w:val="18"/>
-                <w:szCs w:val="18"/>
-                <w:color w:val="000000"/>
-              </w:rPr>
-              <w:t xml:space="preserve">9</w:t>
+                <w:sz w:val="24"/>
+                <w:szCs w:val="24"/>
+                <w:color w:val="000000"/>
+              </w:rPr>
+            </w:pPr>
+            <w:r>
+              <w:rPr>
+                <w:rFonts w:ascii="Times New Roman" w:hAnsi="Times New Roman" w:eastAsia="Times New Roman" w:cs="Times New Roman"/>
+                <w:i w:val="false"/>
+                <w:b w:val="false"/>
+                <w:u w:val="none"/>
+                <w:strike w:val="false"/>
+                <w:sz w:val="24"/>
+                <w:szCs w:val="24"/>
+                <w:color w:val="000000"/>
+              </w:rPr>
+              <w:t xml:space="preserve">14</w:t>
             </w:r>
           </w:p>
         </w:tc>
@@ -2559,185 +1737,20 @@
                 <w:b w:val="false"/>
                 <w:u w:val="none"/>
                 <w:strike w:val="false"/>
-                <w:sz w:val="18"/>
-                <w:szCs w:val="18"/>
-                <w:color w:val="000000"/>
-              </w:rPr>
-            </w:pPr>
-            <w:r>
-              <w:rPr>
-                <w:rFonts w:ascii="Times New Roman" w:hAnsi="Times New Roman" w:eastAsia="Times New Roman" w:cs="Times New Roman"/>
-                <w:i w:val="false"/>
-                <w:b w:val="false"/>
-                <w:u w:val="none"/>
-                <w:strike w:val="false"/>
-                <w:sz w:val="18"/>
-                <w:szCs w:val="18"/>
-                <w:color w:val="000000"/>
-              </w:rPr>
-              <w:t xml:space="preserve">1</w:t>
-            </w:r>
-          </w:p>
-        </w:tc>
-        <w:tc>
-          <w:tcPr>
-            <w:tcBorders>
-              <w:bottom w:val="none" w:sz="0" w:space="0" w:color="000000"/>
-              <w:top w:val="none" w:sz="0" w:space="0" w:color="000000"/>
-              <w:left w:val="none" w:sz="0" w:space="0" w:color="000000"/>
-              <w:right w:val="none" w:sz="0" w:space="0" w:color="000000"/>
-            </w:tcBorders>
-            <w:shd w:val="clear" w:color="auto" w:fill="FFFFFF"/>
-            <w:tcMar>
-              <w:top w:w="0" w:type="dxa"/>
-              <w:bottom w:w="0" w:type="dxa"/>
-              <w:left w:w="0" w:type="dxa"/>
-              <w:right w:w="0" w:type="dxa"/>
-            </w:tcMar>
-            <w:vAlign w:val="center"/>
-          </w:tcPr>
-          <w:p>
-            <w:pPr>
-              <w:pStyle w:val="Normal"/>
-              <w:jc w:val="center"/>
-              <w:pBdr>
-                <w:bottom w:val="none" w:sz="0" w:space="0" w:color="000000"/>
-                <w:top w:val="none" w:sz="0" w:space="0" w:color="000000"/>
-                <w:left w:val="none" w:sz="0" w:space="0" w:color="000000"/>
-                <w:right w:val="none" w:sz="0" w:space="0" w:color="000000"/>
-              </w:pBdr>
-              <w:spacing w:after="60" w:before="60" w:line="240"/>
-              <w:ind w:left="60" w:right="60" w:firstLine="0" w:firstLineChars="0"/>
-              <w:rPr>
-                <w:rFonts w:ascii="Times New Roman" w:hAnsi="Times New Roman" w:eastAsia="Times New Roman" w:cs="Times New Roman"/>
-                <w:i w:val="false"/>
-                <w:b w:val="false"/>
-                <w:u w:val="none"/>
-                <w:strike w:val="false"/>
-                <w:sz w:val="18"/>
-                <w:szCs w:val="18"/>
-                <w:color w:val="000000"/>
-              </w:rPr>
-            </w:pPr>
-            <w:r>
-              <w:rPr>
-                <w:rFonts w:ascii="Times New Roman" w:hAnsi="Times New Roman" w:eastAsia="Times New Roman" w:cs="Times New Roman"/>
-                <w:i w:val="false"/>
-                <w:b w:val="false"/>
-                <w:u w:val="none"/>
-                <w:strike w:val="false"/>
-                <w:sz w:val="18"/>
-                <w:szCs w:val="18"/>
-                <w:color w:val="000000"/>
-              </w:rPr>
-              <w:t xml:space="preserve">4</w:t>
-            </w:r>
-          </w:p>
-        </w:tc>
-        <w:tc>
-          <w:tcPr>
-            <w:tcBorders>
-              <w:bottom w:val="none" w:sz="0" w:space="0" w:color="000000"/>
-              <w:top w:val="none" w:sz="0" w:space="0" w:color="000000"/>
-              <w:left w:val="none" w:sz="0" w:space="0" w:color="000000"/>
-              <w:right w:val="none" w:sz="0" w:space="0" w:color="000000"/>
-            </w:tcBorders>
-            <w:shd w:val="clear" w:color="auto" w:fill="FFFFFF"/>
-            <w:tcMar>
-              <w:top w:w="0" w:type="dxa"/>
-              <w:bottom w:w="0" w:type="dxa"/>
-              <w:left w:w="0" w:type="dxa"/>
-              <w:right w:w="0" w:type="dxa"/>
-            </w:tcMar>
-            <w:vAlign w:val="center"/>
-          </w:tcPr>
-          <w:p>
-            <w:pPr>
-              <w:pStyle w:val="Normal"/>
-              <w:jc w:val="center"/>
-              <w:pBdr>
-                <w:bottom w:val="none" w:sz="0" w:space="0" w:color="000000"/>
-                <w:top w:val="none" w:sz="0" w:space="0" w:color="000000"/>
-                <w:left w:val="none" w:sz="0" w:space="0" w:color="000000"/>
-                <w:right w:val="none" w:sz="0" w:space="0" w:color="000000"/>
-              </w:pBdr>
-              <w:spacing w:after="60" w:before="60" w:line="240"/>
-              <w:ind w:left="60" w:right="60" w:firstLine="0" w:firstLineChars="0"/>
-              <w:rPr>
-                <w:rFonts w:ascii="Times New Roman" w:hAnsi="Times New Roman" w:eastAsia="Times New Roman" w:cs="Times New Roman"/>
-                <w:i w:val="false"/>
-                <w:b w:val="false"/>
-                <w:u w:val="none"/>
-                <w:strike w:val="false"/>
-                <w:sz w:val="18"/>
-                <w:szCs w:val="18"/>
-                <w:color w:val="000000"/>
-              </w:rPr>
-            </w:pPr>
-            <w:r>
-              <w:rPr>
-                <w:rFonts w:ascii="Times New Roman" w:hAnsi="Times New Roman" w:eastAsia="Times New Roman" w:cs="Times New Roman"/>
-                <w:i w:val="false"/>
-                <w:b w:val="false"/>
-                <w:u w:val="none"/>
-                <w:strike w:val="false"/>
-                <w:sz w:val="18"/>
-                <w:szCs w:val="18"/>
-                <w:color w:val="000000"/>
-              </w:rPr>
-              <w:t xml:space="preserve">14</w:t>
-            </w:r>
-          </w:p>
-        </w:tc>
-        <w:tc>
-          <w:tcPr>
-            <w:tcBorders>
-              <w:bottom w:val="none" w:sz="0" w:space="0" w:color="000000"/>
-              <w:top w:val="none" w:sz="0" w:space="0" w:color="000000"/>
-              <w:left w:val="none" w:sz="0" w:space="0" w:color="000000"/>
-              <w:right w:val="none" w:sz="0" w:space="0" w:color="000000"/>
-            </w:tcBorders>
-            <w:shd w:val="clear" w:color="auto" w:fill="FFFFFF"/>
-            <w:tcMar>
-              <w:top w:w="0" w:type="dxa"/>
-              <w:bottom w:w="0" w:type="dxa"/>
-              <w:left w:w="0" w:type="dxa"/>
-              <w:right w:w="0" w:type="dxa"/>
-            </w:tcMar>
-            <w:vAlign w:val="center"/>
-          </w:tcPr>
-          <w:p>
-            <w:pPr>
-              <w:pStyle w:val="Normal"/>
-              <w:jc w:val="center"/>
-              <w:pBdr>
-                <w:bottom w:val="none" w:sz="0" w:space="0" w:color="000000"/>
-                <w:top w:val="none" w:sz="0" w:space="0" w:color="000000"/>
-                <w:left w:val="none" w:sz="0" w:space="0" w:color="000000"/>
-                <w:right w:val="none" w:sz="0" w:space="0" w:color="000000"/>
-              </w:pBdr>
-              <w:spacing w:after="60" w:before="60" w:line="240"/>
-              <w:ind w:left="60" w:right="60" w:firstLine="0" w:firstLineChars="0"/>
-              <w:rPr>
-                <w:rFonts w:ascii="Times New Roman" w:hAnsi="Times New Roman" w:eastAsia="Times New Roman" w:cs="Times New Roman"/>
-                <w:i w:val="false"/>
-                <w:b w:val="false"/>
-                <w:u w:val="none"/>
-                <w:strike w:val="false"/>
-                <w:sz w:val="18"/>
-                <w:szCs w:val="18"/>
-                <w:color w:val="000000"/>
-              </w:rPr>
-            </w:pPr>
-            <w:r>
-              <w:rPr>
-                <w:rFonts w:ascii="Times New Roman" w:hAnsi="Times New Roman" w:eastAsia="Times New Roman" w:cs="Times New Roman"/>
-                <w:i w:val="false"/>
-                <w:b w:val="false"/>
-                <w:u w:val="none"/>
-                <w:strike w:val="false"/>
-                <w:sz w:val="18"/>
-                <w:szCs w:val="18"/>
+                <w:sz w:val="24"/>
+                <w:szCs w:val="24"/>
+                <w:color w:val="000000"/>
+              </w:rPr>
+            </w:pPr>
+            <w:r>
+              <w:rPr>
+                <w:rFonts w:ascii="Times New Roman" w:hAnsi="Times New Roman" w:eastAsia="Times New Roman" w:cs="Times New Roman"/>
+                <w:i w:val="false"/>
+                <w:b w:val="false"/>
+                <w:u w:val="none"/>
+                <w:strike w:val="false"/>
+                <w:sz w:val="24"/>
+                <w:szCs w:val="24"/>
                 <w:color w:val="000000"/>
               </w:rPr>
               <w:t xml:space="preserve">17</w:t>
@@ -2747,7 +1760,8 @@
       </w:tr>
       <w:tr>
         <w:trPr>
-          <w:trHeight w:val="480" w:hRule="auto"/>
+          <w:cantSplit/>
+          <w:trHeight w:val="552" w:hRule="auto"/>
         </w:trPr>
         <w:tc>
           <w:tcPr>
@@ -2784,20 +1798,20 @@
                 <w:b w:val="false"/>
                 <w:u w:val="none"/>
                 <w:strike w:val="false"/>
-                <w:sz w:val="18"/>
-                <w:szCs w:val="18"/>
-                <w:color w:val="000000"/>
-              </w:rPr>
-            </w:pPr>
-            <w:r>
-              <w:rPr>
-                <w:rFonts w:ascii="Times New Roman" w:hAnsi="Times New Roman" w:eastAsia="Times New Roman" w:cs="Times New Roman"/>
-                <w:i w:val="false"/>
-                <w:b w:val="false"/>
-                <w:u w:val="none"/>
-                <w:strike w:val="false"/>
-                <w:sz w:val="18"/>
-                <w:szCs w:val="18"/>
+                <w:sz w:val="24"/>
+                <w:szCs w:val="24"/>
+                <w:color w:val="000000"/>
+              </w:rPr>
+            </w:pPr>
+            <w:r>
+              <w:rPr>
+                <w:rFonts w:ascii="Times New Roman" w:hAnsi="Times New Roman" w:eastAsia="Times New Roman" w:cs="Times New Roman"/>
+                <w:i w:val="false"/>
+                <w:b w:val="false"/>
+                <w:u w:val="none"/>
+                <w:strike w:val="false"/>
+                <w:sz w:val="24"/>
+                <w:szCs w:val="24"/>
                 <w:color w:val="000000"/>
               </w:rPr>
               <w:t xml:space="preserve">Ley 21.735</w:t>
@@ -2839,20 +1853,20 @@
                 <w:b w:val="false"/>
                 <w:u w:val="none"/>
                 <w:strike w:val="false"/>
-                <w:sz w:val="18"/>
-                <w:szCs w:val="18"/>
-                <w:color w:val="000000"/>
-              </w:rPr>
-            </w:pPr>
-            <w:r>
-              <w:rPr>
-                <w:rFonts w:ascii="Times New Roman" w:hAnsi="Times New Roman" w:eastAsia="Times New Roman" w:cs="Times New Roman"/>
-                <w:i w:val="false"/>
-                <w:b w:val="false"/>
-                <w:u w:val="none"/>
-                <w:strike w:val="false"/>
-                <w:sz w:val="18"/>
-                <w:szCs w:val="18"/>
+                <w:sz w:val="24"/>
+                <w:szCs w:val="24"/>
+                <w:color w:val="000000"/>
+              </w:rPr>
+            </w:pPr>
+            <w:r>
+              <w:rPr>
+                <w:rFonts w:ascii="Times New Roman" w:hAnsi="Times New Roman" w:eastAsia="Times New Roman" w:cs="Times New Roman"/>
+                <w:i w:val="false"/>
+                <w:b w:val="false"/>
+                <w:u w:val="none"/>
+                <w:strike w:val="false"/>
+                <w:sz w:val="24"/>
+                <w:szCs w:val="24"/>
                 <w:color w:val="000000"/>
               </w:rPr>
               <w:t xml:space="preserve">Primero</w:t>
@@ -2894,20 +1908,20 @@
                 <w:b w:val="false"/>
                 <w:u w:val="none"/>
                 <w:strike w:val="false"/>
-                <w:sz w:val="18"/>
-                <w:szCs w:val="18"/>
-                <w:color w:val="000000"/>
-              </w:rPr>
-            </w:pPr>
-            <w:r>
-              <w:rPr>
-                <w:rFonts w:ascii="Times New Roman" w:hAnsi="Times New Roman" w:eastAsia="Times New Roman" w:cs="Times New Roman"/>
-                <w:i w:val="false"/>
-                <w:b w:val="false"/>
-                <w:u w:val="none"/>
-                <w:strike w:val="false"/>
-                <w:sz w:val="18"/>
-                <w:szCs w:val="18"/>
+                <w:sz w:val="24"/>
+                <w:szCs w:val="24"/>
+                <w:color w:val="000000"/>
+              </w:rPr>
+            </w:pPr>
+            <w:r>
+              <w:rPr>
+                <w:rFonts w:ascii="Times New Roman" w:hAnsi="Times New Roman" w:eastAsia="Times New Roman" w:cs="Times New Roman"/>
+                <w:i w:val="false"/>
+                <w:b w:val="false"/>
+                <w:u w:val="none"/>
+                <w:strike w:val="false"/>
+                <w:sz w:val="24"/>
+                <w:szCs w:val="24"/>
                 <w:color w:val="000000"/>
               </w:rPr>
               <w:t xml:space="preserve">320</w:t>
@@ -2949,23 +1963,23 @@
                 <w:b w:val="false"/>
                 <w:u w:val="none"/>
                 <w:strike w:val="false"/>
-                <w:sz w:val="18"/>
-                <w:szCs w:val="18"/>
-                <w:color w:val="000000"/>
-              </w:rPr>
-            </w:pPr>
-            <w:r>
-              <w:rPr>
-                <w:rFonts w:ascii="Times New Roman" w:hAnsi="Times New Roman" w:eastAsia="Times New Roman" w:cs="Times New Roman"/>
-                <w:i w:val="false"/>
-                <w:b w:val="false"/>
-                <w:u w:val="none"/>
-                <w:strike w:val="false"/>
-                <w:sz w:val="18"/>
-                <w:szCs w:val="18"/>
-                <w:color w:val="000000"/>
-              </w:rPr>
-              <w:t xml:space="preserve">57</w:t>
+                <w:sz w:val="24"/>
+                <w:szCs w:val="24"/>
+                <w:color w:val="000000"/>
+              </w:rPr>
+            </w:pPr>
+            <w:r>
+              <w:rPr>
+                <w:rFonts w:ascii="Times New Roman" w:hAnsi="Times New Roman" w:eastAsia="Times New Roman" w:cs="Times New Roman"/>
+                <w:i w:val="false"/>
+                <w:b w:val="false"/>
+                <w:u w:val="none"/>
+                <w:strike w:val="false"/>
+                <w:sz w:val="24"/>
+                <w:szCs w:val="24"/>
+                <w:color w:val="000000"/>
+              </w:rPr>
+              <w:t xml:space="preserve">194</w:t>
             </w:r>
           </w:p>
         </w:tc>
@@ -3004,185 +2018,20 @@
                 <w:b w:val="false"/>
                 <w:u w:val="none"/>
                 <w:strike w:val="false"/>
-                <w:sz w:val="18"/>
-                <w:szCs w:val="18"/>
-                <w:color w:val="000000"/>
-              </w:rPr>
-            </w:pPr>
-            <w:r>
-              <w:rPr>
-                <w:rFonts w:ascii="Times New Roman" w:hAnsi="Times New Roman" w:eastAsia="Times New Roman" w:cs="Times New Roman"/>
-                <w:i w:val="false"/>
-                <w:b w:val="false"/>
-                <w:u w:val="none"/>
-                <w:strike w:val="false"/>
-                <w:sz w:val="18"/>
-                <w:szCs w:val="18"/>
-                <w:color w:val="000000"/>
-              </w:rPr>
-              <w:t xml:space="preserve">14</w:t>
-            </w:r>
-          </w:p>
-        </w:tc>
-        <w:tc>
-          <w:tcPr>
-            <w:tcBorders>
-              <w:bottom w:val="none" w:sz="0" w:space="0" w:color="000000"/>
-              <w:top w:val="none" w:sz="0" w:space="0" w:color="000000"/>
-              <w:left w:val="none" w:sz="0" w:space="0" w:color="000000"/>
-              <w:right w:val="none" w:sz="0" w:space="0" w:color="000000"/>
-            </w:tcBorders>
-            <w:shd w:val="clear" w:color="auto" w:fill="FFFFFF"/>
-            <w:tcMar>
-              <w:top w:w="0" w:type="dxa"/>
-              <w:bottom w:w="0" w:type="dxa"/>
-              <w:left w:w="0" w:type="dxa"/>
-              <w:right w:w="0" w:type="dxa"/>
-            </w:tcMar>
-            <w:vAlign w:val="center"/>
-          </w:tcPr>
-          <w:p>
-            <w:pPr>
-              <w:pStyle w:val="Normal"/>
-              <w:jc w:val="center"/>
-              <w:pBdr>
-                <w:bottom w:val="none" w:sz="0" w:space="0" w:color="000000"/>
-                <w:top w:val="none" w:sz="0" w:space="0" w:color="000000"/>
-                <w:left w:val="none" w:sz="0" w:space="0" w:color="000000"/>
-                <w:right w:val="none" w:sz="0" w:space="0" w:color="000000"/>
-              </w:pBdr>
-              <w:spacing w:after="60" w:before="60" w:line="240"/>
-              <w:ind w:left="60" w:right="60" w:firstLine="0" w:firstLineChars="0"/>
-              <w:rPr>
-                <w:rFonts w:ascii="Times New Roman" w:hAnsi="Times New Roman" w:eastAsia="Times New Roman" w:cs="Times New Roman"/>
-                <w:i w:val="false"/>
-                <w:b w:val="false"/>
-                <w:u w:val="none"/>
-                <w:strike w:val="false"/>
-                <w:sz w:val="18"/>
-                <w:szCs w:val="18"/>
-                <w:color w:val="000000"/>
-              </w:rPr>
-            </w:pPr>
-            <w:r>
-              <w:rPr>
-                <w:rFonts w:ascii="Times New Roman" w:hAnsi="Times New Roman" w:eastAsia="Times New Roman" w:cs="Times New Roman"/>
-                <w:i w:val="false"/>
-                <w:b w:val="false"/>
-                <w:u w:val="none"/>
-                <w:strike w:val="false"/>
-                <w:sz w:val="18"/>
-                <w:szCs w:val="18"/>
-                <w:color w:val="000000"/>
-              </w:rPr>
-              <w:t xml:space="preserve">123</w:t>
-            </w:r>
-          </w:p>
-        </w:tc>
-        <w:tc>
-          <w:tcPr>
-            <w:tcBorders>
-              <w:bottom w:val="none" w:sz="0" w:space="0" w:color="000000"/>
-              <w:top w:val="none" w:sz="0" w:space="0" w:color="000000"/>
-              <w:left w:val="none" w:sz="0" w:space="0" w:color="000000"/>
-              <w:right w:val="none" w:sz="0" w:space="0" w:color="000000"/>
-            </w:tcBorders>
-            <w:shd w:val="clear" w:color="auto" w:fill="FFFFFF"/>
-            <w:tcMar>
-              <w:top w:w="0" w:type="dxa"/>
-              <w:bottom w:w="0" w:type="dxa"/>
-              <w:left w:w="0" w:type="dxa"/>
-              <w:right w:w="0" w:type="dxa"/>
-            </w:tcMar>
-            <w:vAlign w:val="center"/>
-          </w:tcPr>
-          <w:p>
-            <w:pPr>
-              <w:pStyle w:val="Normal"/>
-              <w:jc w:val="center"/>
-              <w:pBdr>
-                <w:bottom w:val="none" w:sz="0" w:space="0" w:color="000000"/>
-                <w:top w:val="none" w:sz="0" w:space="0" w:color="000000"/>
-                <w:left w:val="none" w:sz="0" w:space="0" w:color="000000"/>
-                <w:right w:val="none" w:sz="0" w:space="0" w:color="000000"/>
-              </w:pBdr>
-              <w:spacing w:after="60" w:before="60" w:line="240"/>
-              <w:ind w:left="60" w:right="60" w:firstLine="0" w:firstLineChars="0"/>
-              <w:rPr>
-                <w:rFonts w:ascii="Times New Roman" w:hAnsi="Times New Roman" w:eastAsia="Times New Roman" w:cs="Times New Roman"/>
-                <w:i w:val="false"/>
-                <w:b w:val="false"/>
-                <w:u w:val="none"/>
-                <w:strike w:val="false"/>
-                <w:sz w:val="18"/>
-                <w:szCs w:val="18"/>
-                <w:color w:val="000000"/>
-              </w:rPr>
-            </w:pPr>
-            <w:r>
-              <w:rPr>
-                <w:rFonts w:ascii="Times New Roman" w:hAnsi="Times New Roman" w:eastAsia="Times New Roman" w:cs="Times New Roman"/>
-                <w:i w:val="false"/>
-                <w:b w:val="false"/>
-                <w:u w:val="none"/>
-                <w:strike w:val="false"/>
-                <w:sz w:val="18"/>
-                <w:szCs w:val="18"/>
-                <w:color w:val="000000"/>
-              </w:rPr>
-              <w:t xml:space="preserve">194</w:t>
-            </w:r>
-          </w:p>
-        </w:tc>
-        <w:tc>
-          <w:tcPr>
-            <w:tcBorders>
-              <w:bottom w:val="none" w:sz="0" w:space="0" w:color="000000"/>
-              <w:top w:val="none" w:sz="0" w:space="0" w:color="000000"/>
-              <w:left w:val="none" w:sz="0" w:space="0" w:color="000000"/>
-              <w:right w:val="none" w:sz="0" w:space="0" w:color="000000"/>
-            </w:tcBorders>
-            <w:shd w:val="clear" w:color="auto" w:fill="FFFFFF"/>
-            <w:tcMar>
-              <w:top w:w="0" w:type="dxa"/>
-              <w:bottom w:w="0" w:type="dxa"/>
-              <w:left w:w="0" w:type="dxa"/>
-              <w:right w:w="0" w:type="dxa"/>
-            </w:tcMar>
-            <w:vAlign w:val="center"/>
-          </w:tcPr>
-          <w:p>
-            <w:pPr>
-              <w:pStyle w:val="Normal"/>
-              <w:jc w:val="center"/>
-              <w:pBdr>
-                <w:bottom w:val="none" w:sz="0" w:space="0" w:color="000000"/>
-                <w:top w:val="none" w:sz="0" w:space="0" w:color="000000"/>
-                <w:left w:val="none" w:sz="0" w:space="0" w:color="000000"/>
-                <w:right w:val="none" w:sz="0" w:space="0" w:color="000000"/>
-              </w:pBdr>
-              <w:spacing w:after="60" w:before="60" w:line="240"/>
-              <w:ind w:left="60" w:right="60" w:firstLine="0" w:firstLineChars="0"/>
-              <w:rPr>
-                <w:rFonts w:ascii="Times New Roman" w:hAnsi="Times New Roman" w:eastAsia="Times New Roman" w:cs="Times New Roman"/>
-                <w:i w:val="false"/>
-                <w:b w:val="false"/>
-                <w:u w:val="none"/>
-                <w:strike w:val="false"/>
-                <w:sz w:val="18"/>
-                <w:szCs w:val="18"/>
-                <w:color w:val="000000"/>
-              </w:rPr>
-            </w:pPr>
-            <w:r>
-              <w:rPr>
-                <w:rFonts w:ascii="Times New Roman" w:hAnsi="Times New Roman" w:eastAsia="Times New Roman" w:cs="Times New Roman"/>
-                <w:i w:val="false"/>
-                <w:b w:val="false"/>
-                <w:u w:val="none"/>
-                <w:strike w:val="false"/>
-                <w:sz w:val="18"/>
-                <w:szCs w:val="18"/>
+                <w:sz w:val="24"/>
+                <w:szCs w:val="24"/>
+                <w:color w:val="000000"/>
+              </w:rPr>
+            </w:pPr>
+            <w:r>
+              <w:rPr>
+                <w:rFonts w:ascii="Times New Roman" w:hAnsi="Times New Roman" w:eastAsia="Times New Roman" w:cs="Times New Roman"/>
+                <w:i w:val="false"/>
+                <w:b w:val="false"/>
+                <w:u w:val="none"/>
+                <w:strike w:val="false"/>
+                <w:sz w:val="24"/>
+                <w:szCs w:val="24"/>
                 <w:color w:val="000000"/>
               </w:rPr>
               <w:t xml:space="preserve">126</w:t>
@@ -3192,7 +2041,8 @@
       </w:tr>
       <w:tr>
         <w:trPr>
-          <w:trHeight w:val="480" w:hRule="auto"/>
+          <w:cantSplit/>
+          <w:trHeight w:val="552" w:hRule="auto"/>
         </w:trPr>
         <w:tc>
           <w:tcPr>
@@ -3229,20 +2079,20 @@
                 <w:b w:val="false"/>
                 <w:u w:val="none"/>
                 <w:strike w:val="false"/>
-                <w:sz w:val="18"/>
-                <w:szCs w:val="18"/>
-                <w:color w:val="000000"/>
-              </w:rPr>
-            </w:pPr>
-            <w:r>
-              <w:rPr>
-                <w:rFonts w:ascii="Times New Roman" w:hAnsi="Times New Roman" w:eastAsia="Times New Roman" w:cs="Times New Roman"/>
-                <w:i w:val="false"/>
-                <w:b w:val="false"/>
-                <w:u w:val="none"/>
-                <w:strike w:val="false"/>
-                <w:sz w:val="18"/>
-                <w:szCs w:val="18"/>
+                <w:sz w:val="24"/>
+                <w:szCs w:val="24"/>
+                <w:color w:val="000000"/>
+              </w:rPr>
+            </w:pPr>
+            <w:r>
+              <w:rPr>
+                <w:rFonts w:ascii="Times New Roman" w:hAnsi="Times New Roman" w:eastAsia="Times New Roman" w:cs="Times New Roman"/>
+                <w:i w:val="false"/>
+                <w:b w:val="false"/>
+                <w:u w:val="none"/>
+                <w:strike w:val="false"/>
+                <w:sz w:val="24"/>
+                <w:szCs w:val="24"/>
                 <w:color w:val="000000"/>
               </w:rPr>
               <w:t xml:space="preserve">Ley 21.735</w:t>
@@ -3284,20 +2134,20 @@
                 <w:b w:val="false"/>
                 <w:u w:val="none"/>
                 <w:strike w:val="false"/>
-                <w:sz w:val="18"/>
-                <w:szCs w:val="18"/>
-                <w:color w:val="000000"/>
-              </w:rPr>
-            </w:pPr>
-            <w:r>
-              <w:rPr>
-                <w:rFonts w:ascii="Times New Roman" w:hAnsi="Times New Roman" w:eastAsia="Times New Roman" w:cs="Times New Roman"/>
-                <w:i w:val="false"/>
-                <w:b w:val="false"/>
-                <w:u w:val="none"/>
-                <w:strike w:val="false"/>
-                <w:sz w:val="18"/>
-                <w:szCs w:val="18"/>
+                <w:sz w:val="24"/>
+                <w:szCs w:val="24"/>
+                <w:color w:val="000000"/>
+              </w:rPr>
+            </w:pPr>
+            <w:r>
+              <w:rPr>
+                <w:rFonts w:ascii="Times New Roman" w:hAnsi="Times New Roman" w:eastAsia="Times New Roman" w:cs="Times New Roman"/>
+                <w:i w:val="false"/>
+                <w:b w:val="false"/>
+                <w:u w:val="none"/>
+                <w:strike w:val="false"/>
+                <w:sz w:val="24"/>
+                <w:szCs w:val="24"/>
                 <w:color w:val="000000"/>
               </w:rPr>
               <w:t xml:space="preserve">Segundo</w:t>
@@ -3339,20 +2189,20 @@
                 <w:b w:val="false"/>
                 <w:u w:val="none"/>
                 <w:strike w:val="false"/>
-                <w:sz w:val="18"/>
-                <w:szCs w:val="18"/>
-                <w:color w:val="000000"/>
-              </w:rPr>
-            </w:pPr>
-            <w:r>
-              <w:rPr>
-                <w:rFonts w:ascii="Times New Roman" w:hAnsi="Times New Roman" w:eastAsia="Times New Roman" w:cs="Times New Roman"/>
-                <w:i w:val="false"/>
-                <w:b w:val="false"/>
-                <w:u w:val="none"/>
-                <w:strike w:val="false"/>
-                <w:sz w:val="18"/>
-                <w:szCs w:val="18"/>
+                <w:sz w:val="24"/>
+                <w:szCs w:val="24"/>
+                <w:color w:val="000000"/>
+              </w:rPr>
+            </w:pPr>
+            <w:r>
+              <w:rPr>
+                <w:rFonts w:ascii="Times New Roman" w:hAnsi="Times New Roman" w:eastAsia="Times New Roman" w:cs="Times New Roman"/>
+                <w:i w:val="false"/>
+                <w:b w:val="false"/>
+                <w:u w:val="none"/>
+                <w:strike w:val="false"/>
+                <w:sz w:val="24"/>
+                <w:szCs w:val="24"/>
                 <w:color w:val="000000"/>
               </w:rPr>
               <w:t xml:space="preserve">209</w:t>
@@ -3394,23 +2244,23 @@
                 <w:b w:val="false"/>
                 <w:u w:val="none"/>
                 <w:strike w:val="false"/>
-                <w:sz w:val="18"/>
-                <w:szCs w:val="18"/>
-                <w:color w:val="000000"/>
-              </w:rPr>
-            </w:pPr>
-            <w:r>
-              <w:rPr>
-                <w:rFonts w:ascii="Times New Roman" w:hAnsi="Times New Roman" w:eastAsia="Times New Roman" w:cs="Times New Roman"/>
-                <w:i w:val="false"/>
-                <w:b w:val="false"/>
-                <w:u w:val="none"/>
-                <w:strike w:val="false"/>
-                <w:sz w:val="18"/>
-                <w:szCs w:val="18"/>
-                <w:color w:val="000000"/>
-              </w:rPr>
-              <w:t xml:space="preserve">80</w:t>
+                <w:sz w:val="24"/>
+                <w:szCs w:val="24"/>
+                <w:color w:val="000000"/>
+              </w:rPr>
+            </w:pPr>
+            <w:r>
+              <w:rPr>
+                <w:rFonts w:ascii="Times New Roman" w:hAnsi="Times New Roman" w:eastAsia="Times New Roman" w:cs="Times New Roman"/>
+                <w:i w:val="false"/>
+                <w:b w:val="false"/>
+                <w:u w:val="none"/>
+                <w:strike w:val="false"/>
+                <w:sz w:val="24"/>
+                <w:szCs w:val="24"/>
+                <w:color w:val="000000"/>
+              </w:rPr>
+              <w:t xml:space="preserve">142</w:t>
             </w:r>
           </w:p>
         </w:tc>
@@ -3449,185 +2299,20 @@
                 <w:b w:val="false"/>
                 <w:u w:val="none"/>
                 <w:strike w:val="false"/>
-                <w:sz w:val="18"/>
-                <w:szCs w:val="18"/>
-                <w:color w:val="000000"/>
-              </w:rPr>
-            </w:pPr>
-            <w:r>
-              <w:rPr>
-                <w:rFonts w:ascii="Times New Roman" w:hAnsi="Times New Roman" w:eastAsia="Times New Roman" w:cs="Times New Roman"/>
-                <w:i w:val="false"/>
-                <w:b w:val="false"/>
-                <w:u w:val="none"/>
-                <w:strike w:val="false"/>
-                <w:sz w:val="18"/>
-                <w:szCs w:val="18"/>
-                <w:color w:val="000000"/>
-              </w:rPr>
-              <w:t xml:space="preserve">9</w:t>
-            </w:r>
-          </w:p>
-        </w:tc>
-        <w:tc>
-          <w:tcPr>
-            <w:tcBorders>
-              <w:bottom w:val="none" w:sz="0" w:space="0" w:color="000000"/>
-              <w:top w:val="none" w:sz="0" w:space="0" w:color="000000"/>
-              <w:left w:val="none" w:sz="0" w:space="0" w:color="000000"/>
-              <w:right w:val="none" w:sz="0" w:space="0" w:color="000000"/>
-            </w:tcBorders>
-            <w:shd w:val="clear" w:color="auto" w:fill="FFFFFF"/>
-            <w:tcMar>
-              <w:top w:w="0" w:type="dxa"/>
-              <w:bottom w:w="0" w:type="dxa"/>
-              <w:left w:w="0" w:type="dxa"/>
-              <w:right w:w="0" w:type="dxa"/>
-            </w:tcMar>
-            <w:vAlign w:val="center"/>
-          </w:tcPr>
-          <w:p>
-            <w:pPr>
-              <w:pStyle w:val="Normal"/>
-              <w:jc w:val="center"/>
-              <w:pBdr>
-                <w:bottom w:val="none" w:sz="0" w:space="0" w:color="000000"/>
-                <w:top w:val="none" w:sz="0" w:space="0" w:color="000000"/>
-                <w:left w:val="none" w:sz="0" w:space="0" w:color="000000"/>
-                <w:right w:val="none" w:sz="0" w:space="0" w:color="000000"/>
-              </w:pBdr>
-              <w:spacing w:after="60" w:before="60" w:line="240"/>
-              <w:ind w:left="60" w:right="60" w:firstLine="0" w:firstLineChars="0"/>
-              <w:rPr>
-                <w:rFonts w:ascii="Times New Roman" w:hAnsi="Times New Roman" w:eastAsia="Times New Roman" w:cs="Times New Roman"/>
-                <w:i w:val="false"/>
-                <w:b w:val="false"/>
-                <w:u w:val="none"/>
-                <w:strike w:val="false"/>
-                <w:sz w:val="18"/>
-                <w:szCs w:val="18"/>
-                <w:color w:val="000000"/>
-              </w:rPr>
-            </w:pPr>
-            <w:r>
-              <w:rPr>
-                <w:rFonts w:ascii="Times New Roman" w:hAnsi="Times New Roman" w:eastAsia="Times New Roman" w:cs="Times New Roman"/>
-                <w:i w:val="false"/>
-                <w:b w:val="false"/>
-                <w:u w:val="none"/>
-                <w:strike w:val="false"/>
-                <w:sz w:val="18"/>
-                <w:szCs w:val="18"/>
-                <w:color w:val="000000"/>
-              </w:rPr>
-              <w:t xml:space="preserve">53</w:t>
-            </w:r>
-          </w:p>
-        </w:tc>
-        <w:tc>
-          <w:tcPr>
-            <w:tcBorders>
-              <w:bottom w:val="none" w:sz="0" w:space="0" w:color="000000"/>
-              <w:top w:val="none" w:sz="0" w:space="0" w:color="000000"/>
-              <w:left w:val="none" w:sz="0" w:space="0" w:color="000000"/>
-              <w:right w:val="none" w:sz="0" w:space="0" w:color="000000"/>
-            </w:tcBorders>
-            <w:shd w:val="clear" w:color="auto" w:fill="FFFFFF"/>
-            <w:tcMar>
-              <w:top w:w="0" w:type="dxa"/>
-              <w:bottom w:w="0" w:type="dxa"/>
-              <w:left w:w="0" w:type="dxa"/>
-              <w:right w:w="0" w:type="dxa"/>
-            </w:tcMar>
-            <w:vAlign w:val="center"/>
-          </w:tcPr>
-          <w:p>
-            <w:pPr>
-              <w:pStyle w:val="Normal"/>
-              <w:jc w:val="center"/>
-              <w:pBdr>
-                <w:bottom w:val="none" w:sz="0" w:space="0" w:color="000000"/>
-                <w:top w:val="none" w:sz="0" w:space="0" w:color="000000"/>
-                <w:left w:val="none" w:sz="0" w:space="0" w:color="000000"/>
-                <w:right w:val="none" w:sz="0" w:space="0" w:color="000000"/>
-              </w:pBdr>
-              <w:spacing w:after="60" w:before="60" w:line="240"/>
-              <w:ind w:left="60" w:right="60" w:firstLine="0" w:firstLineChars="0"/>
-              <w:rPr>
-                <w:rFonts w:ascii="Times New Roman" w:hAnsi="Times New Roman" w:eastAsia="Times New Roman" w:cs="Times New Roman"/>
-                <w:i w:val="false"/>
-                <w:b w:val="false"/>
-                <w:u w:val="none"/>
-                <w:strike w:val="false"/>
-                <w:sz w:val="18"/>
-                <w:szCs w:val="18"/>
-                <w:color w:val="000000"/>
-              </w:rPr>
-            </w:pPr>
-            <w:r>
-              <w:rPr>
-                <w:rFonts w:ascii="Times New Roman" w:hAnsi="Times New Roman" w:eastAsia="Times New Roman" w:cs="Times New Roman"/>
-                <w:i w:val="false"/>
-                <w:b w:val="false"/>
-                <w:u w:val="none"/>
-                <w:strike w:val="false"/>
-                <w:sz w:val="18"/>
-                <w:szCs w:val="18"/>
-                <w:color w:val="000000"/>
-              </w:rPr>
-              <w:t xml:space="preserve">142</w:t>
-            </w:r>
-          </w:p>
-        </w:tc>
-        <w:tc>
-          <w:tcPr>
-            <w:tcBorders>
-              <w:bottom w:val="none" w:sz="0" w:space="0" w:color="000000"/>
-              <w:top w:val="none" w:sz="0" w:space="0" w:color="000000"/>
-              <w:left w:val="none" w:sz="0" w:space="0" w:color="000000"/>
-              <w:right w:val="none" w:sz="0" w:space="0" w:color="000000"/>
-            </w:tcBorders>
-            <w:shd w:val="clear" w:color="auto" w:fill="FFFFFF"/>
-            <w:tcMar>
-              <w:top w:w="0" w:type="dxa"/>
-              <w:bottom w:w="0" w:type="dxa"/>
-              <w:left w:w="0" w:type="dxa"/>
-              <w:right w:w="0" w:type="dxa"/>
-            </w:tcMar>
-            <w:vAlign w:val="center"/>
-          </w:tcPr>
-          <w:p>
-            <w:pPr>
-              <w:pStyle w:val="Normal"/>
-              <w:jc w:val="center"/>
-              <w:pBdr>
-                <w:bottom w:val="none" w:sz="0" w:space="0" w:color="000000"/>
-                <w:top w:val="none" w:sz="0" w:space="0" w:color="000000"/>
-                <w:left w:val="none" w:sz="0" w:space="0" w:color="000000"/>
-                <w:right w:val="none" w:sz="0" w:space="0" w:color="000000"/>
-              </w:pBdr>
-              <w:spacing w:after="60" w:before="60" w:line="240"/>
-              <w:ind w:left="60" w:right="60" w:firstLine="0" w:firstLineChars="0"/>
-              <w:rPr>
-                <w:rFonts w:ascii="Times New Roman" w:hAnsi="Times New Roman" w:eastAsia="Times New Roman" w:cs="Times New Roman"/>
-                <w:i w:val="false"/>
-                <w:b w:val="false"/>
-                <w:u w:val="none"/>
-                <w:strike w:val="false"/>
-                <w:sz w:val="18"/>
-                <w:szCs w:val="18"/>
-                <w:color w:val="000000"/>
-              </w:rPr>
-            </w:pPr>
-            <w:r>
-              <w:rPr>
-                <w:rFonts w:ascii="Times New Roman" w:hAnsi="Times New Roman" w:eastAsia="Times New Roman" w:cs="Times New Roman"/>
-                <w:i w:val="false"/>
-                <w:b w:val="false"/>
-                <w:u w:val="none"/>
-                <w:strike w:val="false"/>
-                <w:sz w:val="18"/>
-                <w:szCs w:val="18"/>
+                <w:sz w:val="24"/>
+                <w:szCs w:val="24"/>
+                <w:color w:val="000000"/>
+              </w:rPr>
+            </w:pPr>
+            <w:r>
+              <w:rPr>
+                <w:rFonts w:ascii="Times New Roman" w:hAnsi="Times New Roman" w:eastAsia="Times New Roman" w:cs="Times New Roman"/>
+                <w:i w:val="false"/>
+                <w:b w:val="false"/>
+                <w:u w:val="none"/>
+                <w:strike w:val="false"/>
+                <w:sz w:val="24"/>
+                <w:szCs w:val="24"/>
                 <w:color w:val="000000"/>
               </w:rPr>
               <w:t xml:space="preserve">67</w:t>
@@ -3637,7 +2322,8 @@
       </w:tr>
       <w:tr>
         <w:trPr>
-          <w:trHeight w:val="500" w:hRule="auto"/>
+          <w:cantSplit/>
+          <w:trHeight w:val="572" w:hRule="auto"/>
         </w:trPr>
         <w:tc>
           <w:tcPr>
@@ -3674,20 +2360,20 @@
                 <w:b w:val="false"/>
                 <w:u w:val="none"/>
                 <w:strike w:val="false"/>
-                <w:sz w:val="18"/>
-                <w:szCs w:val="18"/>
-                <w:color w:val="000000"/>
-              </w:rPr>
-            </w:pPr>
-            <w:r>
-              <w:rPr>
-                <w:rFonts w:ascii="Times New Roman" w:hAnsi="Times New Roman" w:eastAsia="Times New Roman" w:cs="Times New Roman"/>
-                <w:i w:val="false"/>
-                <w:b w:val="false"/>
-                <w:u w:val="none"/>
-                <w:strike w:val="false"/>
-                <w:sz w:val="18"/>
-                <w:szCs w:val="18"/>
+                <w:sz w:val="24"/>
+                <w:szCs w:val="24"/>
+                <w:color w:val="000000"/>
+              </w:rPr>
+            </w:pPr>
+            <w:r>
+              <w:rPr>
+                <w:rFonts w:ascii="Times New Roman" w:hAnsi="Times New Roman" w:eastAsia="Times New Roman" w:cs="Times New Roman"/>
+                <w:i w:val="false"/>
+                <w:b w:val="false"/>
+                <w:u w:val="none"/>
+                <w:strike w:val="false"/>
+                <w:sz w:val="24"/>
+                <w:szCs w:val="24"/>
                 <w:color w:val="000000"/>
               </w:rPr>
               <w:t xml:space="preserve">Ley 21.735</w:t>
@@ -3729,20 +2415,20 @@
                 <w:b w:val="false"/>
                 <w:u w:val="none"/>
                 <w:strike w:val="false"/>
-                <w:sz w:val="18"/>
-                <w:szCs w:val="18"/>
-                <w:color w:val="000000"/>
-              </w:rPr>
-            </w:pPr>
-            <w:r>
-              <w:rPr>
-                <w:rFonts w:ascii="Times New Roman" w:hAnsi="Times New Roman" w:eastAsia="Times New Roman" w:cs="Times New Roman"/>
-                <w:i w:val="false"/>
-                <w:b w:val="false"/>
-                <w:u w:val="none"/>
-                <w:strike w:val="false"/>
-                <w:sz w:val="18"/>
-                <w:szCs w:val="18"/>
+                <w:sz w:val="24"/>
+                <w:szCs w:val="24"/>
+                <w:color w:val="000000"/>
+              </w:rPr>
+            </w:pPr>
+            <w:r>
+              <w:rPr>
+                <w:rFonts w:ascii="Times New Roman" w:hAnsi="Times New Roman" w:eastAsia="Times New Roman" w:cs="Times New Roman"/>
+                <w:i w:val="false"/>
+                <w:b w:val="false"/>
+                <w:u w:val="none"/>
+                <w:strike w:val="false"/>
+                <w:sz w:val="24"/>
+                <w:szCs w:val="24"/>
                 <w:color w:val="000000"/>
               </w:rPr>
               <w:t xml:space="preserve">Tercero</w:t>
@@ -3784,20 +2470,20 @@
                 <w:b w:val="false"/>
                 <w:u w:val="none"/>
                 <w:strike w:val="false"/>
-                <w:sz w:val="18"/>
-                <w:szCs w:val="18"/>
-                <w:color w:val="000000"/>
-              </w:rPr>
-            </w:pPr>
-            <w:r>
-              <w:rPr>
-                <w:rFonts w:ascii="Times New Roman" w:hAnsi="Times New Roman" w:eastAsia="Times New Roman" w:cs="Times New Roman"/>
-                <w:i w:val="false"/>
-                <w:b w:val="false"/>
-                <w:u w:val="none"/>
-                <w:strike w:val="false"/>
-                <w:sz w:val="18"/>
-                <w:szCs w:val="18"/>
+                <w:sz w:val="24"/>
+                <w:szCs w:val="24"/>
+                <w:color w:val="000000"/>
+              </w:rPr>
+            </w:pPr>
+            <w:r>
+              <w:rPr>
+                <w:rFonts w:ascii="Times New Roman" w:hAnsi="Times New Roman" w:eastAsia="Times New Roman" w:cs="Times New Roman"/>
+                <w:i w:val="false"/>
+                <w:b w:val="false"/>
+                <w:u w:val="none"/>
+                <w:strike w:val="false"/>
+                <w:sz w:val="24"/>
+                <w:szCs w:val="24"/>
                 <w:color w:val="000000"/>
               </w:rPr>
               <w:t xml:space="preserve">194</w:t>
@@ -3839,23 +2525,23 @@
                 <w:b w:val="false"/>
                 <w:u w:val="none"/>
                 <w:strike w:val="false"/>
-                <w:sz w:val="18"/>
-                <w:szCs w:val="18"/>
-                <w:color w:val="000000"/>
-              </w:rPr>
-            </w:pPr>
-            <w:r>
-              <w:rPr>
-                <w:rFonts w:ascii="Times New Roman" w:hAnsi="Times New Roman" w:eastAsia="Times New Roman" w:cs="Times New Roman"/>
-                <w:i w:val="false"/>
-                <w:b w:val="false"/>
-                <w:u w:val="none"/>
-                <w:strike w:val="false"/>
-                <w:sz w:val="18"/>
-                <w:szCs w:val="18"/>
-                <w:color w:val="000000"/>
-              </w:rPr>
-              <w:t xml:space="preserve">43</w:t>
+                <w:sz w:val="24"/>
+                <w:szCs w:val="24"/>
+                <w:color w:val="000000"/>
+              </w:rPr>
+            </w:pPr>
+            <w:r>
+              <w:rPr>
+                <w:rFonts w:ascii="Times New Roman" w:hAnsi="Times New Roman" w:eastAsia="Times New Roman" w:cs="Times New Roman"/>
+                <w:i w:val="false"/>
+                <w:b w:val="false"/>
+                <w:u w:val="none"/>
+                <w:strike w:val="false"/>
+                <w:sz w:val="24"/>
+                <w:szCs w:val="24"/>
+                <w:color w:val="000000"/>
+              </w:rPr>
+              <w:t xml:space="preserve">55</w:t>
             </w:r>
           </w:p>
         </w:tc>
@@ -3894,185 +2580,20 @@
                 <w:b w:val="false"/>
                 <w:u w:val="none"/>
                 <w:strike w:val="false"/>
-                <w:sz w:val="18"/>
-                <w:szCs w:val="18"/>
-                <w:color w:val="000000"/>
-              </w:rPr>
-            </w:pPr>
-            <w:r>
-              <w:rPr>
-                <w:rFonts w:ascii="Times New Roman" w:hAnsi="Times New Roman" w:eastAsia="Times New Roman" w:cs="Times New Roman"/>
-                <w:i w:val="false"/>
-                <w:b w:val="false"/>
-                <w:u w:val="none"/>
-                <w:strike w:val="false"/>
-                <w:sz w:val="18"/>
-                <w:szCs w:val="18"/>
-                <w:color w:val="000000"/>
-              </w:rPr>
-              <w:t xml:space="preserve">10</w:t>
-            </w:r>
-          </w:p>
-        </w:tc>
-        <w:tc>
-          <w:tcPr>
-            <w:tcBorders>
-              <w:bottom w:val="single" w:sz="16" w:space="0" w:color="000000"/>
-              <w:top w:val="none" w:sz="0" w:space="0" w:color="000000"/>
-              <w:left w:val="none" w:sz="0" w:space="0" w:color="000000"/>
-              <w:right w:val="none" w:sz="0" w:space="0" w:color="000000"/>
-            </w:tcBorders>
-            <w:shd w:val="clear" w:color="auto" w:fill="FFFFFF"/>
-            <w:tcMar>
-              <w:top w:w="0" w:type="dxa"/>
-              <w:bottom w:w="0" w:type="dxa"/>
-              <w:left w:w="0" w:type="dxa"/>
-              <w:right w:w="0" w:type="dxa"/>
-            </w:tcMar>
-            <w:vAlign w:val="center"/>
-          </w:tcPr>
-          <w:p>
-            <w:pPr>
-              <w:pStyle w:val="Normal"/>
-              <w:jc w:val="center"/>
-              <w:pBdr>
-                <w:bottom w:val="none" w:sz="0" w:space="0" w:color="000000"/>
-                <w:top w:val="none" w:sz="0" w:space="0" w:color="000000"/>
-                <w:left w:val="none" w:sz="0" w:space="0" w:color="000000"/>
-                <w:right w:val="none" w:sz="0" w:space="0" w:color="000000"/>
-              </w:pBdr>
-              <w:spacing w:after="60" w:before="60" w:line="240"/>
-              <w:ind w:left="60" w:right="60" w:firstLine="0" w:firstLineChars="0"/>
-              <w:rPr>
-                <w:rFonts w:ascii="Times New Roman" w:hAnsi="Times New Roman" w:eastAsia="Times New Roman" w:cs="Times New Roman"/>
-                <w:i w:val="false"/>
-                <w:b w:val="false"/>
-                <w:u w:val="none"/>
-                <w:strike w:val="false"/>
-                <w:sz w:val="18"/>
-                <w:szCs w:val="18"/>
-                <w:color w:val="000000"/>
-              </w:rPr>
-            </w:pPr>
-            <w:r>
-              <w:rPr>
-                <w:rFonts w:ascii="Times New Roman" w:hAnsi="Times New Roman" w:eastAsia="Times New Roman" w:cs="Times New Roman"/>
-                <w:i w:val="false"/>
-                <w:b w:val="false"/>
-                <w:u w:val="none"/>
-                <w:strike w:val="false"/>
-                <w:sz w:val="18"/>
-                <w:szCs w:val="18"/>
-                <w:color w:val="000000"/>
-              </w:rPr>
-              <w:t xml:space="preserve">2</w:t>
-            </w:r>
-          </w:p>
-        </w:tc>
-        <w:tc>
-          <w:tcPr>
-            <w:tcBorders>
-              <w:bottom w:val="single" w:sz="16" w:space="0" w:color="000000"/>
-              <w:top w:val="none" w:sz="0" w:space="0" w:color="000000"/>
-              <w:left w:val="none" w:sz="0" w:space="0" w:color="000000"/>
-              <w:right w:val="none" w:sz="0" w:space="0" w:color="000000"/>
-            </w:tcBorders>
-            <w:shd w:val="clear" w:color="auto" w:fill="FFFFFF"/>
-            <w:tcMar>
-              <w:top w:w="0" w:type="dxa"/>
-              <w:bottom w:w="0" w:type="dxa"/>
-              <w:left w:w="0" w:type="dxa"/>
-              <w:right w:w="0" w:type="dxa"/>
-            </w:tcMar>
-            <w:vAlign w:val="center"/>
-          </w:tcPr>
-          <w:p>
-            <w:pPr>
-              <w:pStyle w:val="Normal"/>
-              <w:jc w:val="center"/>
-              <w:pBdr>
-                <w:bottom w:val="none" w:sz="0" w:space="0" w:color="000000"/>
-                <w:top w:val="none" w:sz="0" w:space="0" w:color="000000"/>
-                <w:left w:val="none" w:sz="0" w:space="0" w:color="000000"/>
-                <w:right w:val="none" w:sz="0" w:space="0" w:color="000000"/>
-              </w:pBdr>
-              <w:spacing w:after="60" w:before="60" w:line="240"/>
-              <w:ind w:left="60" w:right="60" w:firstLine="0" w:firstLineChars="0"/>
-              <w:rPr>
-                <w:rFonts w:ascii="Times New Roman" w:hAnsi="Times New Roman" w:eastAsia="Times New Roman" w:cs="Times New Roman"/>
-                <w:i w:val="false"/>
-                <w:b w:val="false"/>
-                <w:u w:val="none"/>
-                <w:strike w:val="false"/>
-                <w:sz w:val="18"/>
-                <w:szCs w:val="18"/>
-                <w:color w:val="000000"/>
-              </w:rPr>
-            </w:pPr>
-            <w:r>
-              <w:rPr>
-                <w:rFonts w:ascii="Times New Roman" w:hAnsi="Times New Roman" w:eastAsia="Times New Roman" w:cs="Times New Roman"/>
-                <w:i w:val="false"/>
-                <w:b w:val="false"/>
-                <w:u w:val="none"/>
-                <w:strike w:val="false"/>
-                <w:sz w:val="18"/>
-                <w:szCs w:val="18"/>
-                <w:color w:val="000000"/>
-              </w:rPr>
-              <w:t xml:space="preserve">55</w:t>
-            </w:r>
-          </w:p>
-        </w:tc>
-        <w:tc>
-          <w:tcPr>
-            <w:tcBorders>
-              <w:bottom w:val="single" w:sz="16" w:space="0" w:color="000000"/>
-              <w:top w:val="none" w:sz="0" w:space="0" w:color="000000"/>
-              <w:left w:val="none" w:sz="0" w:space="0" w:color="000000"/>
-              <w:right w:val="none" w:sz="0" w:space="0" w:color="000000"/>
-            </w:tcBorders>
-            <w:shd w:val="clear" w:color="auto" w:fill="FFFFFF"/>
-            <w:tcMar>
-              <w:top w:w="0" w:type="dxa"/>
-              <w:bottom w:w="0" w:type="dxa"/>
-              <w:left w:w="0" w:type="dxa"/>
-              <w:right w:w="0" w:type="dxa"/>
-            </w:tcMar>
-            <w:vAlign w:val="center"/>
-          </w:tcPr>
-          <w:p>
-            <w:pPr>
-              <w:pStyle w:val="Normal"/>
-              <w:jc w:val="center"/>
-              <w:pBdr>
-                <w:bottom w:val="none" w:sz="0" w:space="0" w:color="000000"/>
-                <w:top w:val="none" w:sz="0" w:space="0" w:color="000000"/>
-                <w:left w:val="none" w:sz="0" w:space="0" w:color="000000"/>
-                <w:right w:val="none" w:sz="0" w:space="0" w:color="000000"/>
-              </w:pBdr>
-              <w:spacing w:after="60" w:before="60" w:line="240"/>
-              <w:ind w:left="60" w:right="60" w:firstLine="0" w:firstLineChars="0"/>
-              <w:rPr>
-                <w:rFonts w:ascii="Times New Roman" w:hAnsi="Times New Roman" w:eastAsia="Times New Roman" w:cs="Times New Roman"/>
-                <w:i w:val="false"/>
-                <w:b w:val="false"/>
-                <w:u w:val="none"/>
-                <w:strike w:val="false"/>
-                <w:sz w:val="18"/>
-                <w:szCs w:val="18"/>
-                <w:color w:val="000000"/>
-              </w:rPr>
-            </w:pPr>
-            <w:r>
-              <w:rPr>
-                <w:rFonts w:ascii="Times New Roman" w:hAnsi="Times New Roman" w:eastAsia="Times New Roman" w:cs="Times New Roman"/>
-                <w:i w:val="false"/>
-                <w:b w:val="false"/>
-                <w:u w:val="none"/>
-                <w:strike w:val="false"/>
-                <w:sz w:val="18"/>
-                <w:szCs w:val="18"/>
+                <w:sz w:val="24"/>
+                <w:szCs w:val="24"/>
+                <w:color w:val="000000"/>
+              </w:rPr>
+            </w:pPr>
+            <w:r>
+              <w:rPr>
+                <w:rFonts w:ascii="Times New Roman" w:hAnsi="Times New Roman" w:eastAsia="Times New Roman" w:cs="Times New Roman"/>
+                <w:i w:val="false"/>
+                <w:b w:val="false"/>
+                <w:u w:val="none"/>
+                <w:strike w:val="false"/>
+                <w:sz w:val="24"/>
+                <w:szCs w:val="24"/>
                 <w:color w:val="000000"/>
               </w:rPr>
               <w:t xml:space="preserve">139</w:t>
@@ -4082,11 +2603,12 @@
       </w:tr>
       <w:tr>
         <w:trPr>
+          <w:cantSplit/>
           <w:trHeight w:val="360" w:hRule="auto"/>
         </w:trPr>
         <w:tc>
           <w:tcPr>
-            <w:gridSpan w:val="8"/>
+            <w:gridSpan w:val="5"/>
             <w:tcBorders>
               <w:bottom w:val="single" w:sz="16" w:space="0" w:color="000000"/>
               <w:top w:val="single" w:sz="16" w:space="0" w:color="000000"/>
@@ -4120,8 +2642,8 @@
                 <w:b w:val="false"/>
                 <w:u w:val="none"/>
                 <w:strike w:val="false"/>
-                <w:sz w:val="18"/>
-                <w:szCs w:val="18"/>
+                <w:sz w:val="24"/>
+                <w:szCs w:val="24"/>
                 <w:color w:val="000000"/>
               </w:rPr>
             </w:pPr>
@@ -4132,11 +2654,11 @@
                 <w:b w:val="false"/>
                 <w:u w:val="none"/>
                 <w:strike w:val="false"/>
-                <w:sz w:val="18"/>
-                <w:szCs w:val="18"/>
-                <w:color w:val="000000"/>
-              </w:rPr>
-              <w:t xml:space="preserve">Nota. Proc. = solo procedimiento; Vot. = solo votación; Ambas = ambas marcas; Desc. = total descartado; Denom. = intervenciones con al menos un bloque sustantivo.</w:t>
+                <w:sz w:val="24"/>
+                <w:szCs w:val="24"/>
+                <w:color w:val="000000"/>
+              </w:rPr>
+              <w:t xml:space="preserve">Nota. Se descartan las intervenciones compuestas solo por bloques de votación o procedimiento, o ambos. Sustantivas = intervenciones con al menos un bloque sustantivo.</w:t>
             </w:r>
           </w:p>
         </w:tc>

--- a/output/analysis/concepts/denominadores_apa7.docx
+++ b/output/analysis/concepts/denominadores_apa7.docx
@@ -2260,7 +2260,7 @@
                 <w:szCs w:val="24"/>
                 <w:color w:val="000000"/>
               </w:rPr>
-              <w:t xml:space="preserve">142</w:t>
+              <w:t xml:space="preserve">143</w:t>
             </w:r>
           </w:p>
         </w:tc>
@@ -2315,7 +2315,7 @@
                 <w:szCs w:val="24"/>
                 <w:color w:val="000000"/>
               </w:rPr>
-              <w:t xml:space="preserve">67</w:t>
+              <w:t xml:space="preserve">66</w:t>
             </w:r>
           </w:p>
         </w:tc>
@@ -2638,6 +2638,18 @@
               <w:ind w:left="60" w:right="60" w:firstLine="0" w:firstLineChars="0"/>
               <w:rPr>
                 <w:rFonts w:ascii="Times New Roman" w:hAnsi="Times New Roman" w:eastAsia="Times New Roman" w:cs="Times New Roman"/>
+                <w:i w:val="false"/>
+                <w:b w:val="false"/>
+                <w:u w:val="none"/>
+                <w:strike w:val="false"/>
+                <w:sz w:val="24"/>
+                <w:szCs w:val="24"/>
+                <w:color w:val="000000"/>
+              </w:rPr>
+            </w:pPr>
+            <w:r>
+              <w:rPr>
+                <w:rFonts w:ascii="Times New Roman" w:hAnsi="Times New Roman" w:eastAsia="Times New Roman" w:cs="Times New Roman"/>
                 <w:i w:val="true"/>
                 <w:b w:val="false"/>
                 <w:u w:val="none"/>
@@ -2646,19 +2658,20 @@
                 <w:szCs w:val="24"/>
                 <w:color w:val="000000"/>
               </w:rPr>
-            </w:pPr>
-            <w:r>
-              <w:rPr>
-                <w:rFonts w:ascii="Times New Roman" w:hAnsi="Times New Roman" w:eastAsia="Times New Roman" w:cs="Times New Roman"/>
-                <w:i w:val="true"/>
-                <w:b w:val="false"/>
-                <w:u w:val="none"/>
-                <w:strike w:val="false"/>
-                <w:sz w:val="24"/>
-                <w:szCs w:val="24"/>
-                <w:color w:val="000000"/>
-              </w:rPr>
-              <w:t xml:space="preserve">Nota. Se descartan las intervenciones compuestas solo por bloques de votación o procedimiento, o ambos. Sustantivas = intervenciones con al menos un bloque sustantivo.</w:t>
+              <w:t xml:space="preserve">Nota.</w:t>
+            </w:r>
+            <w:r>
+              <w:rPr>
+                <w:rFonts w:ascii="Times New Roman" w:hAnsi="Times New Roman" w:eastAsia="Times New Roman" w:cs="Times New Roman"/>
+                <w:i w:val="false"/>
+                <w:b w:val="false"/>
+                <w:u w:val="none"/>
+                <w:strike w:val="false"/>
+                <w:sz w:val="24"/>
+                <w:szCs w:val="24"/>
+                <w:color w:val="000000"/>
+              </w:rPr>
+              <w:t xml:space="preserve"> Se descartan las intervenciones compuestas solo por bloques de votación o procedimiento, o ambos. Sustantivas = intervenciones con al menos un bloque sustantivo.</w:t>
             </w:r>
           </w:p>
         </w:tc>
